--- a/templates/template_student.docx
+++ b/templates/template_student.docx
@@ -7,15 +7,16 @@
         <w:jc w:val="both"/>
         <w:rPr>
           <w:rFonts w:ascii="Times New Roman" w:eastAsia="Aptos" w:hAnsi="Times New Roman" w:cs="Times New Roman"/>
-          <w:sz w:val="28"/>
-          <w:szCs w:val="28"/>
-        </w:rPr>
-      </w:pPr>
-      <w:r>
-        <w:rPr>
-          <w:rFonts w:ascii="Times New Roman" w:eastAsia="Aptos" w:hAnsi="Times New Roman" w:cs="Times New Roman"/>
-          <w:sz w:val="28"/>
-          <w:szCs w:val="28"/>
+          <w:sz w:val="26"/>
+          <w:szCs w:val="26"/>
+        </w:rPr>
+      </w:pPr>
+      <w:bookmarkStart w:id="0" w:name="_GoBack"/>
+      <w:r>
+        <w:rPr>
+          <w:rFonts w:ascii="Times New Roman" w:eastAsia="Aptos" w:hAnsi="Times New Roman" w:cs="Times New Roman"/>
+          <w:sz w:val="26"/>
+          <w:szCs w:val="26"/>
         </w:rPr>
         <w:t>ТРУДОВОЙ ДОГОВОР № ____</w:t>
       </w:r>
@@ -25,25 +26,25 @@
         <w:jc w:val="both"/>
         <w:rPr>
           <w:rFonts w:ascii="Times New Roman" w:eastAsia="Aptos" w:hAnsi="Times New Roman" w:cs="Times New Roman"/>
-          <w:sz w:val="28"/>
-          <w:szCs w:val="28"/>
-        </w:rPr>
-      </w:pPr>
-    </w:p>
-    <w:p>
-      <w:pPr>
-        <w:jc w:val="both"/>
-        <w:rPr>
-          <w:rFonts w:ascii="Times New Roman" w:eastAsia="Aptos" w:hAnsi="Times New Roman" w:cs="Times New Roman"/>
-          <w:sz w:val="28"/>
-          <w:szCs w:val="28"/>
-        </w:rPr>
-      </w:pPr>
-      <w:r>
-        <w:rPr>
-          <w:rFonts w:ascii="Times New Roman" w:eastAsia="Aptos" w:hAnsi="Times New Roman" w:cs="Times New Roman"/>
-          <w:sz w:val="28"/>
-          <w:szCs w:val="28"/>
+          <w:sz w:val="26"/>
+          <w:szCs w:val="26"/>
+        </w:rPr>
+      </w:pPr>
+    </w:p>
+    <w:p>
+      <w:pPr>
+        <w:jc w:val="both"/>
+        <w:rPr>
+          <w:rFonts w:ascii="Times New Roman" w:eastAsia="Aptos" w:hAnsi="Times New Roman" w:cs="Times New Roman"/>
+          <w:sz w:val="26"/>
+          <w:szCs w:val="26"/>
+        </w:rPr>
+      </w:pPr>
+      <w:r>
+        <w:rPr>
+          <w:rFonts w:ascii="Times New Roman" w:eastAsia="Aptos" w:hAnsi="Times New Roman" w:cs="Times New Roman"/>
+          <w:sz w:val="26"/>
+          <w:szCs w:val="26"/>
         </w:rPr>
         <w:t>{{</w:t>
       </w:r>
@@ -51,8 +52,8 @@
       <w:r>
         <w:rPr>
           <w:rFonts w:ascii="Times New Roman" w:eastAsia="Aptos" w:hAnsi="Times New Roman" w:cs="Times New Roman"/>
-          <w:sz w:val="28"/>
-          <w:szCs w:val="28"/>
+          <w:sz w:val="26"/>
+          <w:szCs w:val="26"/>
         </w:rPr>
         <w:t>gorod</w:t>
       </w:r>
@@ -60,8 +61,8 @@
       <w:r>
         <w:rPr>
           <w:rFonts w:ascii="Times New Roman" w:eastAsia="Aptos" w:hAnsi="Times New Roman" w:cs="Times New Roman"/>
-          <w:sz w:val="28"/>
-          <w:szCs w:val="28"/>
+          <w:sz w:val="26"/>
+          <w:szCs w:val="26"/>
         </w:rPr>
         <w:t>}}                                                       {{</w:t>
       </w:r>
@@ -69,8 +70,8 @@
       <w:r>
         <w:rPr>
           <w:rFonts w:ascii="Times New Roman" w:eastAsia="Aptos" w:hAnsi="Times New Roman" w:cs="Times New Roman"/>
-          <w:sz w:val="28"/>
-          <w:szCs w:val="28"/>
+          <w:sz w:val="26"/>
+          <w:szCs w:val="26"/>
         </w:rPr>
         <w:t>data_podpisania</w:t>
       </w:r>
@@ -78,8 +79,8 @@
       <w:r>
         <w:rPr>
           <w:rFonts w:ascii="Times New Roman" w:eastAsia="Aptos" w:hAnsi="Times New Roman" w:cs="Times New Roman"/>
-          <w:sz w:val="28"/>
-          <w:szCs w:val="28"/>
+          <w:sz w:val="26"/>
+          <w:szCs w:val="26"/>
         </w:rPr>
         <w:t>}}</w:t>
       </w:r>
@@ -89,25 +90,25 @@
         <w:jc w:val="both"/>
         <w:rPr>
           <w:rFonts w:ascii="Times New Roman" w:eastAsia="Aptos" w:hAnsi="Times New Roman" w:cs="Times New Roman"/>
-          <w:sz w:val="28"/>
-          <w:szCs w:val="28"/>
-        </w:rPr>
-      </w:pPr>
-    </w:p>
-    <w:p>
-      <w:pPr>
-        <w:jc w:val="both"/>
-        <w:rPr>
-          <w:rFonts w:ascii="Times New Roman" w:eastAsia="Aptos" w:hAnsi="Times New Roman" w:cs="Times New Roman"/>
-          <w:sz w:val="28"/>
-          <w:szCs w:val="28"/>
-        </w:rPr>
-      </w:pPr>
-      <w:r>
-        <w:rPr>
-          <w:rFonts w:ascii="Times New Roman" w:eastAsia="Aptos" w:hAnsi="Times New Roman" w:cs="Times New Roman"/>
-          <w:sz w:val="28"/>
-          <w:szCs w:val="28"/>
+          <w:sz w:val="26"/>
+          <w:szCs w:val="26"/>
+        </w:rPr>
+      </w:pPr>
+    </w:p>
+    <w:p>
+      <w:pPr>
+        <w:jc w:val="both"/>
+        <w:rPr>
+          <w:rFonts w:ascii="Times New Roman" w:eastAsia="Aptos" w:hAnsi="Times New Roman" w:cs="Times New Roman"/>
+          <w:sz w:val="26"/>
+          <w:szCs w:val="26"/>
+        </w:rPr>
+      </w:pPr>
+      <w:r>
+        <w:rPr>
+          <w:rFonts w:ascii="Times New Roman" w:eastAsia="Aptos" w:hAnsi="Times New Roman" w:cs="Times New Roman"/>
+          <w:sz w:val="26"/>
+          <w:szCs w:val="26"/>
         </w:rPr>
         <w:t>Общество с ограниченной ответственностью «ВИТАРМИКО», в лице директора Шевякова Константина Андреевича, действующего на основании Устава (далее — Наниматель), с одной стороны, и {{</w:t>
       </w:r>
@@ -115,8 +116,8 @@
       <w:r>
         <w:rPr>
           <w:rFonts w:ascii="Times New Roman" w:eastAsia="Aptos" w:hAnsi="Times New Roman" w:cs="Times New Roman"/>
-          <w:sz w:val="28"/>
-          <w:szCs w:val="28"/>
+          <w:sz w:val="26"/>
+          <w:szCs w:val="26"/>
         </w:rPr>
         <w:t>grazhdanstvo</w:t>
       </w:r>
@@ -124,8 +125,8 @@
       <w:r>
         <w:rPr>
           <w:rFonts w:ascii="Times New Roman" w:eastAsia="Aptos" w:hAnsi="Times New Roman" w:cs="Times New Roman"/>
-          <w:sz w:val="28"/>
-          <w:szCs w:val="28"/>
+          <w:sz w:val="26"/>
+          <w:szCs w:val="26"/>
         </w:rPr>
         <w:t>}} {{</w:t>
       </w:r>
@@ -133,8 +134,8 @@
       <w:r>
         <w:rPr>
           <w:rFonts w:ascii="Times New Roman" w:eastAsia="Aptos" w:hAnsi="Times New Roman" w:cs="Times New Roman"/>
-          <w:sz w:val="28"/>
-          <w:szCs w:val="28"/>
+          <w:sz w:val="26"/>
+          <w:szCs w:val="26"/>
         </w:rPr>
         <w:t>FIO_rabotnika</w:t>
       </w:r>
@@ -142,8 +143,8 @@
       <w:r>
         <w:rPr>
           <w:rFonts w:ascii="Times New Roman" w:eastAsia="Aptos" w:hAnsi="Times New Roman" w:cs="Times New Roman"/>
-          <w:sz w:val="28"/>
-          <w:szCs w:val="28"/>
+          <w:sz w:val="26"/>
+          <w:szCs w:val="26"/>
         </w:rPr>
         <w:t>}}, {{</w:t>
       </w:r>
@@ -151,8 +152,8 @@
       <w:r>
         <w:rPr>
           <w:rFonts w:ascii="Times New Roman" w:eastAsia="Aptos" w:hAnsi="Times New Roman" w:cs="Times New Roman"/>
-          <w:sz w:val="28"/>
-          <w:szCs w:val="28"/>
+          <w:sz w:val="26"/>
+          <w:szCs w:val="26"/>
         </w:rPr>
         <w:t>data_rozhdenia</w:t>
       </w:r>
@@ -160,8 +161,8 @@
       <w:r>
         <w:rPr>
           <w:rFonts w:ascii="Times New Roman" w:eastAsia="Aptos" w:hAnsi="Times New Roman" w:cs="Times New Roman"/>
-          <w:sz w:val="28"/>
-          <w:szCs w:val="28"/>
+          <w:sz w:val="26"/>
+          <w:szCs w:val="26"/>
         </w:rPr>
         <w:t>}}, паспорт {{</w:t>
       </w:r>
@@ -169,8 +170,8 @@
       <w:r>
         <w:rPr>
           <w:rFonts w:ascii="Times New Roman" w:eastAsia="Aptos" w:hAnsi="Times New Roman" w:cs="Times New Roman"/>
-          <w:sz w:val="28"/>
-          <w:szCs w:val="28"/>
+          <w:sz w:val="26"/>
+          <w:szCs w:val="26"/>
         </w:rPr>
         <w:t>seria_pasporta</w:t>
       </w:r>
@@ -178,8 +179,8 @@
       <w:r>
         <w:rPr>
           <w:rFonts w:ascii="Times New Roman" w:eastAsia="Aptos" w:hAnsi="Times New Roman" w:cs="Times New Roman"/>
-          <w:sz w:val="28"/>
-          <w:szCs w:val="28"/>
+          <w:sz w:val="26"/>
+          <w:szCs w:val="26"/>
         </w:rPr>
         <w:t>}} № {{</w:t>
       </w:r>
@@ -187,8 +188,8 @@
       <w:r>
         <w:rPr>
           <w:rFonts w:ascii="Times New Roman" w:eastAsia="Aptos" w:hAnsi="Times New Roman" w:cs="Times New Roman"/>
-          <w:sz w:val="28"/>
-          <w:szCs w:val="28"/>
+          <w:sz w:val="26"/>
+          <w:szCs w:val="26"/>
         </w:rPr>
         <w:t>nomer_pasporta</w:t>
       </w:r>
@@ -196,8 +197,8 @@
       <w:r>
         <w:rPr>
           <w:rFonts w:ascii="Times New Roman" w:eastAsia="Aptos" w:hAnsi="Times New Roman" w:cs="Times New Roman"/>
-          <w:sz w:val="28"/>
-          <w:szCs w:val="28"/>
+          <w:sz w:val="26"/>
+          <w:szCs w:val="26"/>
         </w:rPr>
         <w:t>}}, выдан {{</w:t>
       </w:r>
@@ -205,8 +206,8 @@
       <w:r>
         <w:rPr>
           <w:rFonts w:ascii="Times New Roman" w:eastAsia="Aptos" w:hAnsi="Times New Roman" w:cs="Times New Roman"/>
-          <w:sz w:val="28"/>
-          <w:szCs w:val="28"/>
+          <w:sz w:val="26"/>
+          <w:szCs w:val="26"/>
         </w:rPr>
         <w:t>kem_vydan</w:t>
       </w:r>
@@ -214,8 +215,8 @@
       <w:r>
         <w:rPr>
           <w:rFonts w:ascii="Times New Roman" w:eastAsia="Aptos" w:hAnsi="Times New Roman" w:cs="Times New Roman"/>
-          <w:sz w:val="28"/>
-          <w:szCs w:val="28"/>
+          <w:sz w:val="26"/>
+          <w:szCs w:val="26"/>
         </w:rPr>
         <w:t>}}, зарегистрированны</w:t>
       </w:r>
@@ -223,8 +224,8 @@
       <w:r>
         <w:rPr>
           <w:rFonts w:ascii="Times New Roman" w:eastAsia="Aptos" w:hAnsi="Times New Roman" w:cs="Times New Roman"/>
-          <w:sz w:val="28"/>
-          <w:szCs w:val="28"/>
+          <w:sz w:val="26"/>
+          <w:szCs w:val="26"/>
         </w:rPr>
         <w:t>й(</w:t>
       </w:r>
@@ -233,8 +234,8 @@
       <w:r>
         <w:rPr>
           <w:rFonts w:ascii="Times New Roman" w:eastAsia="Aptos" w:hAnsi="Times New Roman" w:cs="Times New Roman"/>
-          <w:sz w:val="28"/>
-          <w:szCs w:val="28"/>
+          <w:sz w:val="26"/>
+          <w:szCs w:val="26"/>
         </w:rPr>
         <w:t>ая</w:t>
       </w:r>
@@ -242,8 +243,8 @@
       <w:r>
         <w:rPr>
           <w:rFonts w:ascii="Times New Roman" w:eastAsia="Aptos" w:hAnsi="Times New Roman" w:cs="Times New Roman"/>
-          <w:sz w:val="28"/>
-          <w:szCs w:val="28"/>
+          <w:sz w:val="26"/>
+          <w:szCs w:val="26"/>
         </w:rPr>
         <w:t>) по адресу: {{</w:t>
       </w:r>
@@ -251,8 +252,8 @@
       <w:r>
         <w:rPr>
           <w:rFonts w:ascii="Times New Roman" w:eastAsia="Aptos" w:hAnsi="Times New Roman" w:cs="Times New Roman"/>
-          <w:sz w:val="28"/>
-          <w:szCs w:val="28"/>
+          <w:sz w:val="26"/>
+          <w:szCs w:val="26"/>
         </w:rPr>
         <w:t>adres_propiski</w:t>
       </w:r>
@@ -260,8 +261,8 @@
       <w:r>
         <w:rPr>
           <w:rFonts w:ascii="Times New Roman" w:eastAsia="Aptos" w:hAnsi="Times New Roman" w:cs="Times New Roman"/>
-          <w:sz w:val="28"/>
-          <w:szCs w:val="28"/>
+          <w:sz w:val="26"/>
+          <w:szCs w:val="26"/>
         </w:rPr>
         <w:t>}}, временно проживающий(</w:t>
       </w:r>
@@ -269,8 +270,8 @@
       <w:r>
         <w:rPr>
           <w:rFonts w:ascii="Times New Roman" w:eastAsia="Aptos" w:hAnsi="Times New Roman" w:cs="Times New Roman"/>
-          <w:sz w:val="28"/>
-          <w:szCs w:val="28"/>
+          <w:sz w:val="26"/>
+          <w:szCs w:val="26"/>
         </w:rPr>
         <w:t>ая</w:t>
       </w:r>
@@ -278,8 +279,8 @@
       <w:r>
         <w:rPr>
           <w:rFonts w:ascii="Times New Roman" w:eastAsia="Aptos" w:hAnsi="Times New Roman" w:cs="Times New Roman"/>
-          <w:sz w:val="28"/>
-          <w:szCs w:val="28"/>
+          <w:sz w:val="26"/>
+          <w:szCs w:val="26"/>
         </w:rPr>
         <w:t>) по адресу: {{</w:t>
       </w:r>
@@ -287,8 +288,8 @@
       <w:r>
         <w:rPr>
           <w:rFonts w:ascii="Times New Roman" w:eastAsia="Aptos" w:hAnsi="Times New Roman" w:cs="Times New Roman"/>
-          <w:sz w:val="28"/>
-          <w:szCs w:val="28"/>
+          <w:sz w:val="26"/>
+          <w:szCs w:val="26"/>
         </w:rPr>
         <w:t>adres_prozhivania</w:t>
       </w:r>
@@ -296,8 +297,8 @@
       <w:r>
         <w:rPr>
           <w:rFonts w:ascii="Times New Roman" w:eastAsia="Aptos" w:hAnsi="Times New Roman" w:cs="Times New Roman"/>
-          <w:sz w:val="28"/>
-          <w:szCs w:val="28"/>
+          <w:sz w:val="26"/>
+          <w:szCs w:val="26"/>
         </w:rPr>
         <w:t>}} (далее — Работник), с другой стороны, заключили настоящий трудовой договор о нижеследующем.</w:t>
       </w:r>
@@ -307,25 +308,25 @@
         <w:jc w:val="both"/>
         <w:rPr>
           <w:rFonts w:ascii="Times New Roman" w:eastAsia="Aptos" w:hAnsi="Times New Roman" w:cs="Times New Roman"/>
-          <w:sz w:val="28"/>
-          <w:szCs w:val="28"/>
-        </w:rPr>
-      </w:pPr>
-    </w:p>
-    <w:p>
-      <w:pPr>
-        <w:jc w:val="both"/>
-        <w:rPr>
-          <w:rFonts w:ascii="Times New Roman" w:eastAsia="Aptos" w:hAnsi="Times New Roman" w:cs="Times New Roman"/>
-          <w:sz w:val="28"/>
-          <w:szCs w:val="28"/>
-        </w:rPr>
-      </w:pPr>
-      <w:r>
-        <w:rPr>
-          <w:rFonts w:ascii="Times New Roman" w:eastAsia="Aptos" w:hAnsi="Times New Roman" w:cs="Times New Roman"/>
-          <w:sz w:val="28"/>
-          <w:szCs w:val="28"/>
+          <w:sz w:val="26"/>
+          <w:szCs w:val="26"/>
+        </w:rPr>
+      </w:pPr>
+    </w:p>
+    <w:p>
+      <w:pPr>
+        <w:jc w:val="both"/>
+        <w:rPr>
+          <w:rFonts w:ascii="Times New Roman" w:eastAsia="Aptos" w:hAnsi="Times New Roman" w:cs="Times New Roman"/>
+          <w:sz w:val="26"/>
+          <w:szCs w:val="26"/>
+        </w:rPr>
+      </w:pPr>
+      <w:r>
+        <w:rPr>
+          <w:rFonts w:ascii="Times New Roman" w:eastAsia="Aptos" w:hAnsi="Times New Roman" w:cs="Times New Roman"/>
+          <w:sz w:val="26"/>
+          <w:szCs w:val="26"/>
         </w:rPr>
         <w:t>1. ОБЩИЕ ПОЛОЖЕНИЯ</w:t>
       </w:r>
@@ -335,15 +336,15 @@
         <w:jc w:val="both"/>
         <w:rPr>
           <w:rFonts w:ascii="Times New Roman" w:eastAsia="Aptos" w:hAnsi="Times New Roman" w:cs="Times New Roman"/>
-          <w:sz w:val="28"/>
-          <w:szCs w:val="28"/>
-        </w:rPr>
-      </w:pPr>
-      <w:r>
-        <w:rPr>
-          <w:rFonts w:ascii="Times New Roman" w:eastAsia="Aptos" w:hAnsi="Times New Roman" w:cs="Times New Roman"/>
-          <w:sz w:val="28"/>
-          <w:szCs w:val="28"/>
+          <w:sz w:val="26"/>
+          <w:szCs w:val="26"/>
+        </w:rPr>
+      </w:pPr>
+      <w:r>
+        <w:rPr>
+          <w:rFonts w:ascii="Times New Roman" w:eastAsia="Aptos" w:hAnsi="Times New Roman" w:cs="Times New Roman"/>
+          <w:sz w:val="26"/>
+          <w:szCs w:val="26"/>
         </w:rPr>
         <w:t>1.1. Наниматель принимает Работника на работу в ООО «ВИТАРМИКО» на должность {{</w:t>
       </w:r>
@@ -351,8 +352,8 @@
       <w:r>
         <w:rPr>
           <w:rFonts w:ascii="Times New Roman" w:eastAsia="Aptos" w:hAnsi="Times New Roman" w:cs="Times New Roman"/>
-          <w:sz w:val="28"/>
-          <w:szCs w:val="28"/>
+          <w:sz w:val="26"/>
+          <w:szCs w:val="26"/>
         </w:rPr>
         <w:t>dolzhnost</w:t>
       </w:r>
@@ -360,8 +361,8 @@
       <w:r>
         <w:rPr>
           <w:rFonts w:ascii="Times New Roman" w:eastAsia="Aptos" w:hAnsi="Times New Roman" w:cs="Times New Roman"/>
-          <w:sz w:val="28"/>
-          <w:szCs w:val="28"/>
+          <w:sz w:val="26"/>
+          <w:szCs w:val="26"/>
         </w:rPr>
         <w:t>}}, {{</w:t>
       </w:r>
@@ -369,8 +370,8 @@
       <w:r>
         <w:rPr>
           <w:rFonts w:ascii="Times New Roman" w:eastAsia="Aptos" w:hAnsi="Times New Roman" w:cs="Times New Roman"/>
-          <w:sz w:val="28"/>
-          <w:szCs w:val="28"/>
+          <w:sz w:val="26"/>
+          <w:szCs w:val="26"/>
         </w:rPr>
         <w:t>tip_zanyatosti</w:t>
       </w:r>
@@ -378,8 +379,8 @@
       <w:r>
         <w:rPr>
           <w:rFonts w:ascii="Times New Roman" w:eastAsia="Aptos" w:hAnsi="Times New Roman" w:cs="Times New Roman"/>
-          <w:sz w:val="28"/>
-          <w:szCs w:val="28"/>
+          <w:sz w:val="26"/>
+          <w:szCs w:val="26"/>
         </w:rPr>
         <w:t>}}, на {{</w:t>
       </w:r>
@@ -387,8 +388,8 @@
       <w:r>
         <w:rPr>
           <w:rFonts w:ascii="Times New Roman" w:eastAsia="Aptos" w:hAnsi="Times New Roman" w:cs="Times New Roman"/>
-          <w:sz w:val="28"/>
-          <w:szCs w:val="28"/>
+          <w:sz w:val="26"/>
+          <w:szCs w:val="26"/>
         </w:rPr>
         <w:t>stavka</w:t>
       </w:r>
@@ -396,8 +397,8 @@
       <w:r>
         <w:rPr>
           <w:rFonts w:ascii="Times New Roman" w:eastAsia="Aptos" w:hAnsi="Times New Roman" w:cs="Times New Roman"/>
-          <w:sz w:val="28"/>
-          <w:szCs w:val="28"/>
+          <w:sz w:val="26"/>
+          <w:szCs w:val="26"/>
         </w:rPr>
         <w:t>}} ставки.</w:t>
       </w:r>
@@ -407,15 +408,15 @@
         <w:jc w:val="both"/>
         <w:rPr>
           <w:rFonts w:ascii="Times New Roman" w:eastAsia="Aptos" w:hAnsi="Times New Roman" w:cs="Times New Roman"/>
-          <w:sz w:val="28"/>
-          <w:szCs w:val="28"/>
-        </w:rPr>
-      </w:pPr>
-      <w:r>
-        <w:rPr>
-          <w:rFonts w:ascii="Times New Roman" w:eastAsia="Aptos" w:hAnsi="Times New Roman" w:cs="Times New Roman"/>
-          <w:sz w:val="28"/>
-          <w:szCs w:val="28"/>
+          <w:sz w:val="26"/>
+          <w:szCs w:val="26"/>
+        </w:rPr>
+      </w:pPr>
+      <w:r>
+        <w:rPr>
+          <w:rFonts w:ascii="Times New Roman" w:eastAsia="Aptos" w:hAnsi="Times New Roman" w:cs="Times New Roman"/>
+          <w:sz w:val="26"/>
+          <w:szCs w:val="26"/>
         </w:rPr>
         <w:t>1.2. Место работы: {{</w:t>
       </w:r>
@@ -423,8 +424,8 @@
       <w:r>
         <w:rPr>
           <w:rFonts w:ascii="Times New Roman" w:eastAsia="Aptos" w:hAnsi="Times New Roman" w:cs="Times New Roman"/>
-          <w:sz w:val="28"/>
-          <w:szCs w:val="28"/>
+          <w:sz w:val="26"/>
+          <w:szCs w:val="26"/>
         </w:rPr>
         <w:t>mesto_raboty</w:t>
       </w:r>
@@ -432,8 +433,8 @@
       <w:r>
         <w:rPr>
           <w:rFonts w:ascii="Times New Roman" w:eastAsia="Aptos" w:hAnsi="Times New Roman" w:cs="Times New Roman"/>
-          <w:sz w:val="28"/>
-          <w:szCs w:val="28"/>
+          <w:sz w:val="26"/>
+          <w:szCs w:val="26"/>
         </w:rPr>
         <w:t>}}.</w:t>
       </w:r>
@@ -443,15 +444,15 @@
         <w:jc w:val="both"/>
         <w:rPr>
           <w:rFonts w:ascii="Times New Roman" w:eastAsia="Aptos" w:hAnsi="Times New Roman" w:cs="Times New Roman"/>
-          <w:sz w:val="28"/>
-          <w:szCs w:val="28"/>
-        </w:rPr>
-      </w:pPr>
-      <w:r>
-        <w:rPr>
-          <w:rFonts w:ascii="Times New Roman" w:eastAsia="Aptos" w:hAnsi="Times New Roman" w:cs="Times New Roman"/>
-          <w:sz w:val="28"/>
-          <w:szCs w:val="28"/>
+          <w:sz w:val="26"/>
+          <w:szCs w:val="26"/>
+        </w:rPr>
+      </w:pPr>
+      <w:r>
+        <w:rPr>
+          <w:rFonts w:ascii="Times New Roman" w:eastAsia="Aptos" w:hAnsi="Times New Roman" w:cs="Times New Roman"/>
+          <w:sz w:val="26"/>
+          <w:szCs w:val="26"/>
         </w:rPr>
         <w:t>1.3. Настоящий трудовой договор заключен на срок с {{</w:t>
       </w:r>
@@ -459,8 +460,8 @@
       <w:r>
         <w:rPr>
           <w:rFonts w:ascii="Times New Roman" w:eastAsia="Aptos" w:hAnsi="Times New Roman" w:cs="Times New Roman"/>
-          <w:sz w:val="28"/>
-          <w:szCs w:val="28"/>
+          <w:sz w:val="26"/>
+          <w:szCs w:val="26"/>
         </w:rPr>
         <w:t>data_nachala</w:t>
       </w:r>
@@ -468,8 +469,8 @@
       <w:r>
         <w:rPr>
           <w:rFonts w:ascii="Times New Roman" w:eastAsia="Aptos" w:hAnsi="Times New Roman" w:cs="Times New Roman"/>
-          <w:sz w:val="28"/>
-          <w:szCs w:val="28"/>
+          <w:sz w:val="26"/>
+          <w:szCs w:val="26"/>
         </w:rPr>
         <w:t>}} по {{</w:t>
       </w:r>
@@ -477,8 +478,8 @@
       <w:r>
         <w:rPr>
           <w:rFonts w:ascii="Times New Roman" w:eastAsia="Aptos" w:hAnsi="Times New Roman" w:cs="Times New Roman"/>
-          <w:sz w:val="28"/>
-          <w:szCs w:val="28"/>
+          <w:sz w:val="26"/>
+          <w:szCs w:val="26"/>
         </w:rPr>
         <w:t>data_okonchania</w:t>
       </w:r>
@@ -486,8 +487,8 @@
       <w:r>
         <w:rPr>
           <w:rFonts w:ascii="Times New Roman" w:eastAsia="Aptos" w:hAnsi="Times New Roman" w:cs="Times New Roman"/>
-          <w:sz w:val="28"/>
-          <w:szCs w:val="28"/>
+          <w:sz w:val="26"/>
+          <w:szCs w:val="26"/>
         </w:rPr>
         <w:t>}}.</w:t>
       </w:r>
@@ -497,15 +498,15 @@
         <w:jc w:val="both"/>
         <w:rPr>
           <w:rFonts w:ascii="Times New Roman" w:eastAsia="Aptos" w:hAnsi="Times New Roman" w:cs="Times New Roman"/>
-          <w:sz w:val="28"/>
-          <w:szCs w:val="28"/>
-        </w:rPr>
-      </w:pPr>
-      <w:r>
-        <w:rPr>
-          <w:rFonts w:ascii="Times New Roman" w:eastAsia="Aptos" w:hAnsi="Times New Roman" w:cs="Times New Roman"/>
-          <w:sz w:val="28"/>
-          <w:szCs w:val="28"/>
+          <w:sz w:val="26"/>
+          <w:szCs w:val="26"/>
+        </w:rPr>
+      </w:pPr>
+      <w:r>
+        <w:rPr>
+          <w:rFonts w:ascii="Times New Roman" w:eastAsia="Aptos" w:hAnsi="Times New Roman" w:cs="Times New Roman"/>
+          <w:sz w:val="26"/>
+          <w:szCs w:val="26"/>
         </w:rPr>
         <w:t>1.4. Испытательный срок: {{</w:t>
       </w:r>
@@ -513,8 +514,8 @@
       <w:r>
         <w:rPr>
           <w:rFonts w:ascii="Times New Roman" w:eastAsia="Aptos" w:hAnsi="Times New Roman" w:cs="Times New Roman"/>
-          <w:sz w:val="28"/>
-          <w:szCs w:val="28"/>
+          <w:sz w:val="26"/>
+          <w:szCs w:val="26"/>
         </w:rPr>
         <w:t>ispytatelny_srok</w:t>
       </w:r>
@@ -522,8 +523,8 @@
       <w:r>
         <w:rPr>
           <w:rFonts w:ascii="Times New Roman" w:eastAsia="Aptos" w:hAnsi="Times New Roman" w:cs="Times New Roman"/>
-          <w:sz w:val="28"/>
-          <w:szCs w:val="28"/>
+          <w:sz w:val="26"/>
+          <w:szCs w:val="26"/>
         </w:rPr>
         <w:t>}}.</w:t>
       </w:r>
@@ -533,15 +534,15 @@
         <w:jc w:val="both"/>
         <w:rPr>
           <w:rFonts w:ascii="Times New Roman" w:eastAsia="Aptos" w:hAnsi="Times New Roman" w:cs="Times New Roman"/>
-          <w:sz w:val="28"/>
-          <w:szCs w:val="28"/>
-        </w:rPr>
-      </w:pPr>
-      <w:r>
-        <w:rPr>
-          <w:rFonts w:ascii="Times New Roman" w:eastAsia="Aptos" w:hAnsi="Times New Roman" w:cs="Times New Roman"/>
-          <w:sz w:val="28"/>
-          <w:szCs w:val="28"/>
+          <w:sz w:val="26"/>
+          <w:szCs w:val="26"/>
+        </w:rPr>
+      </w:pPr>
+      <w:r>
+        <w:rPr>
+          <w:rFonts w:ascii="Times New Roman" w:eastAsia="Aptos" w:hAnsi="Times New Roman" w:cs="Times New Roman"/>
+          <w:sz w:val="26"/>
+          <w:szCs w:val="26"/>
         </w:rPr>
         <w:t>1.5. Основание для трудоустройства без получения специального разрешения: абзац пятый статьи 9 Закона Республики Беларусь от 30 декабря 2010 г. № 225-З «О внешней трудовой миграции». Работник является иностранным гражданином, обучающимся в учреждении образования Республики Беларусь по дневной форме получения образования: {{</w:t>
       </w:r>
@@ -549,8 +550,8 @@
       <w:r>
         <w:rPr>
           <w:rFonts w:ascii="Times New Roman" w:eastAsia="Aptos" w:hAnsi="Times New Roman" w:cs="Times New Roman"/>
-          <w:sz w:val="28"/>
-          <w:szCs w:val="28"/>
+          <w:sz w:val="26"/>
+          <w:szCs w:val="26"/>
         </w:rPr>
         <w:t>university</w:t>
       </w:r>
@@ -558,8 +559,8 @@
       <w:r>
         <w:rPr>
           <w:rFonts w:ascii="Times New Roman" w:eastAsia="Aptos" w:hAnsi="Times New Roman" w:cs="Times New Roman"/>
-          <w:sz w:val="28"/>
-          <w:szCs w:val="28"/>
+          <w:sz w:val="26"/>
+          <w:szCs w:val="26"/>
         </w:rPr>
         <w:t>}}.</w:t>
       </w:r>
@@ -569,15 +570,15 @@
         <w:jc w:val="both"/>
         <w:rPr>
           <w:rFonts w:ascii="Times New Roman" w:eastAsia="Aptos" w:hAnsi="Times New Roman" w:cs="Times New Roman"/>
-          <w:sz w:val="28"/>
-          <w:szCs w:val="28"/>
-        </w:rPr>
-      </w:pPr>
-      <w:r>
-        <w:rPr>
-          <w:rFonts w:ascii="Times New Roman" w:eastAsia="Aptos" w:hAnsi="Times New Roman" w:cs="Times New Roman"/>
-          <w:sz w:val="28"/>
-          <w:szCs w:val="28"/>
+          <w:sz w:val="26"/>
+          <w:szCs w:val="26"/>
+        </w:rPr>
+      </w:pPr>
+      <w:r>
+        <w:rPr>
+          <w:rFonts w:ascii="Times New Roman" w:eastAsia="Aptos" w:hAnsi="Times New Roman" w:cs="Times New Roman"/>
+          <w:sz w:val="26"/>
+          <w:szCs w:val="26"/>
         </w:rPr>
         <w:t>1.6. Наниматель обязуется уведомить подразделение по гражданству и миграции по месту своего нахождения о заключении (прекращении) настоящего трудового договора в течение трех рабочих дней со дня его заключения (прекращения).</w:t>
       </w:r>
@@ -587,25 +588,25 @@
         <w:jc w:val="both"/>
         <w:rPr>
           <w:rFonts w:ascii="Times New Roman" w:eastAsia="Aptos" w:hAnsi="Times New Roman" w:cs="Times New Roman"/>
-          <w:sz w:val="28"/>
-          <w:szCs w:val="28"/>
-        </w:rPr>
-      </w:pPr>
-    </w:p>
-    <w:p>
-      <w:pPr>
-        <w:jc w:val="both"/>
-        <w:rPr>
-          <w:rFonts w:ascii="Times New Roman" w:eastAsia="Aptos" w:hAnsi="Times New Roman" w:cs="Times New Roman"/>
-          <w:sz w:val="28"/>
-          <w:szCs w:val="28"/>
-        </w:rPr>
-      </w:pPr>
-      <w:r>
-        <w:rPr>
-          <w:rFonts w:ascii="Times New Roman" w:eastAsia="Aptos" w:hAnsi="Times New Roman" w:cs="Times New Roman"/>
-          <w:sz w:val="28"/>
-          <w:szCs w:val="28"/>
+          <w:sz w:val="26"/>
+          <w:szCs w:val="26"/>
+        </w:rPr>
+      </w:pPr>
+    </w:p>
+    <w:p>
+      <w:pPr>
+        <w:jc w:val="both"/>
+        <w:rPr>
+          <w:rFonts w:ascii="Times New Roman" w:eastAsia="Aptos" w:hAnsi="Times New Roman" w:cs="Times New Roman"/>
+          <w:sz w:val="26"/>
+          <w:szCs w:val="26"/>
+        </w:rPr>
+      </w:pPr>
+      <w:r>
+        <w:rPr>
+          <w:rFonts w:ascii="Times New Roman" w:eastAsia="Aptos" w:hAnsi="Times New Roman" w:cs="Times New Roman"/>
+          <w:sz w:val="26"/>
+          <w:szCs w:val="26"/>
         </w:rPr>
         <w:t>2. ОБЯЗАННОСТИ РАБОТНИКА</w:t>
       </w:r>
@@ -615,15 +616,15 @@
         <w:jc w:val="both"/>
         <w:rPr>
           <w:rFonts w:ascii="Times New Roman" w:eastAsia="Aptos" w:hAnsi="Times New Roman" w:cs="Times New Roman"/>
-          <w:sz w:val="28"/>
-          <w:szCs w:val="28"/>
-        </w:rPr>
-      </w:pPr>
-      <w:r>
-        <w:rPr>
-          <w:rFonts w:ascii="Times New Roman" w:eastAsia="Aptos" w:hAnsi="Times New Roman" w:cs="Times New Roman"/>
-          <w:sz w:val="28"/>
-          <w:szCs w:val="28"/>
+          <w:sz w:val="26"/>
+          <w:szCs w:val="26"/>
+        </w:rPr>
+      </w:pPr>
+      <w:r>
+        <w:rPr>
+          <w:rFonts w:ascii="Times New Roman" w:eastAsia="Aptos" w:hAnsi="Times New Roman" w:cs="Times New Roman"/>
+          <w:sz w:val="26"/>
+          <w:szCs w:val="26"/>
         </w:rPr>
         <w:t>Работник обязан:</w:t>
       </w:r>
@@ -633,15 +634,15 @@
         <w:jc w:val="both"/>
         <w:rPr>
           <w:rFonts w:ascii="Times New Roman" w:eastAsia="Aptos" w:hAnsi="Times New Roman" w:cs="Times New Roman"/>
-          <w:sz w:val="28"/>
-          <w:szCs w:val="28"/>
-        </w:rPr>
-      </w:pPr>
-      <w:r>
-        <w:rPr>
-          <w:rFonts w:ascii="Times New Roman" w:eastAsia="Aptos" w:hAnsi="Times New Roman" w:cs="Times New Roman"/>
-          <w:sz w:val="28"/>
-          <w:szCs w:val="28"/>
+          <w:sz w:val="26"/>
+          <w:szCs w:val="26"/>
+        </w:rPr>
+      </w:pPr>
+      <w:r>
+        <w:rPr>
+          <w:rFonts w:ascii="Times New Roman" w:eastAsia="Aptos" w:hAnsi="Times New Roman" w:cs="Times New Roman"/>
+          <w:sz w:val="26"/>
+          <w:szCs w:val="26"/>
         </w:rPr>
         <w:t>2.1. Добросовестно исполнять трудовые обязанности, предусмотренные должностной инструкцией {{</w:t>
       </w:r>
@@ -649,8 +650,8 @@
       <w:r>
         <w:rPr>
           <w:rFonts w:ascii="Times New Roman" w:eastAsia="Aptos" w:hAnsi="Times New Roman" w:cs="Times New Roman"/>
-          <w:sz w:val="28"/>
-          <w:szCs w:val="28"/>
+          <w:sz w:val="26"/>
+          <w:szCs w:val="26"/>
         </w:rPr>
         <w:t>dolzhnost</w:t>
       </w:r>
@@ -658,8 +659,8 @@
       <w:r>
         <w:rPr>
           <w:rFonts w:ascii="Times New Roman" w:eastAsia="Aptos" w:hAnsi="Times New Roman" w:cs="Times New Roman"/>
-          <w:sz w:val="28"/>
-          <w:szCs w:val="28"/>
+          <w:sz w:val="26"/>
+          <w:szCs w:val="26"/>
         </w:rPr>
         <w:t>}}, являющейся неотъемлемой частью настоящего договора.</w:t>
       </w:r>
@@ -669,15 +670,15 @@
         <w:jc w:val="both"/>
         <w:rPr>
           <w:rFonts w:ascii="Times New Roman" w:eastAsia="Aptos" w:hAnsi="Times New Roman" w:cs="Times New Roman"/>
-          <w:sz w:val="28"/>
-          <w:szCs w:val="28"/>
-        </w:rPr>
-      </w:pPr>
-      <w:r>
-        <w:rPr>
-          <w:rFonts w:ascii="Times New Roman" w:eastAsia="Aptos" w:hAnsi="Times New Roman" w:cs="Times New Roman"/>
-          <w:sz w:val="28"/>
-          <w:szCs w:val="28"/>
+          <w:sz w:val="26"/>
+          <w:szCs w:val="26"/>
+        </w:rPr>
+      </w:pPr>
+      <w:r>
+        <w:rPr>
+          <w:rFonts w:ascii="Times New Roman" w:eastAsia="Aptos" w:hAnsi="Times New Roman" w:cs="Times New Roman"/>
+          <w:sz w:val="26"/>
+          <w:szCs w:val="26"/>
         </w:rPr>
         <w:t>2.2. Выполнять следующие ключевые обязанности:</w:t>
       </w:r>
@@ -687,24 +688,25 @@
         <w:jc w:val="both"/>
         <w:rPr>
           <w:rFonts w:ascii="Times New Roman" w:eastAsia="Aptos" w:hAnsi="Times New Roman" w:cs="Times New Roman"/>
-          <w:sz w:val="28"/>
-          <w:szCs w:val="28"/>
-        </w:rPr>
-      </w:pPr>
-      <w:r>
-        <w:rPr>
-          <w:rFonts w:ascii="Times New Roman" w:eastAsia="Aptos" w:hAnsi="Times New Roman" w:cs="Times New Roman"/>
-          <w:sz w:val="28"/>
-          <w:szCs w:val="28"/>
-        </w:rPr>
+          <w:sz w:val="26"/>
+          <w:szCs w:val="26"/>
+        </w:rPr>
+      </w:pPr>
+      <w:r>
+        <w:rPr>
+          <w:rFonts w:ascii="Times New Roman" w:eastAsia="Aptos" w:hAnsi="Times New Roman" w:cs="Times New Roman"/>
+          <w:sz w:val="26"/>
+          <w:szCs w:val="26"/>
+        </w:rPr>
+        <w:lastRenderedPageBreak/>
         <w:t>{{</w:t>
       </w:r>
       <w:proofErr w:type="spellStart"/>
       <w:r>
         <w:rPr>
           <w:rFonts w:ascii="Times New Roman" w:eastAsia="Aptos" w:hAnsi="Times New Roman" w:cs="Times New Roman"/>
-          <w:sz w:val="28"/>
-          <w:szCs w:val="28"/>
+          <w:sz w:val="26"/>
+          <w:szCs w:val="26"/>
         </w:rPr>
         <w:t>obyazannosti</w:t>
       </w:r>
@@ -712,8 +714,8 @@
       <w:r>
         <w:rPr>
           <w:rFonts w:ascii="Times New Roman" w:eastAsia="Aptos" w:hAnsi="Times New Roman" w:cs="Times New Roman"/>
-          <w:sz w:val="28"/>
-          <w:szCs w:val="28"/>
+          <w:sz w:val="26"/>
+          <w:szCs w:val="26"/>
         </w:rPr>
         <w:t>}}</w:t>
       </w:r>
@@ -723,15 +725,15 @@
         <w:jc w:val="both"/>
         <w:rPr>
           <w:rFonts w:ascii="Times New Roman" w:eastAsia="Aptos" w:hAnsi="Times New Roman" w:cs="Times New Roman"/>
-          <w:sz w:val="28"/>
-          <w:szCs w:val="28"/>
-        </w:rPr>
-      </w:pPr>
-      <w:r>
-        <w:rPr>
-          <w:rFonts w:ascii="Times New Roman" w:eastAsia="Aptos" w:hAnsi="Times New Roman" w:cs="Times New Roman"/>
-          <w:sz w:val="28"/>
-          <w:szCs w:val="28"/>
+          <w:sz w:val="26"/>
+          <w:szCs w:val="26"/>
+        </w:rPr>
+      </w:pPr>
+      <w:r>
+        <w:rPr>
+          <w:rFonts w:ascii="Times New Roman" w:eastAsia="Aptos" w:hAnsi="Times New Roman" w:cs="Times New Roman"/>
+          <w:sz w:val="26"/>
+          <w:szCs w:val="26"/>
         </w:rPr>
         <w:t>2.3. Подчиняться Правилам внутреннего трудового распорядка Нанимателя.</w:t>
       </w:r>
@@ -741,15 +743,15 @@
         <w:jc w:val="both"/>
         <w:rPr>
           <w:rFonts w:ascii="Times New Roman" w:eastAsia="Aptos" w:hAnsi="Times New Roman" w:cs="Times New Roman"/>
-          <w:sz w:val="28"/>
-          <w:szCs w:val="28"/>
-        </w:rPr>
-      </w:pPr>
-      <w:r>
-        <w:rPr>
-          <w:rFonts w:ascii="Times New Roman" w:eastAsia="Aptos" w:hAnsi="Times New Roman" w:cs="Times New Roman"/>
-          <w:sz w:val="28"/>
-          <w:szCs w:val="28"/>
+          <w:sz w:val="26"/>
+          <w:szCs w:val="26"/>
+        </w:rPr>
+      </w:pPr>
+      <w:r>
+        <w:rPr>
+          <w:rFonts w:ascii="Times New Roman" w:eastAsia="Aptos" w:hAnsi="Times New Roman" w:cs="Times New Roman"/>
+          <w:sz w:val="26"/>
+          <w:szCs w:val="26"/>
         </w:rPr>
         <w:t>2.4. Соблюдать требования по охране труда и пожарной безопасности.</w:t>
       </w:r>
@@ -759,15 +761,15 @@
         <w:jc w:val="both"/>
         <w:rPr>
           <w:rFonts w:ascii="Times New Roman" w:eastAsia="Aptos" w:hAnsi="Times New Roman" w:cs="Times New Roman"/>
-          <w:sz w:val="28"/>
-          <w:szCs w:val="28"/>
-        </w:rPr>
-      </w:pPr>
-      <w:r>
-        <w:rPr>
-          <w:rFonts w:ascii="Times New Roman" w:eastAsia="Aptos" w:hAnsi="Times New Roman" w:cs="Times New Roman"/>
-          <w:sz w:val="28"/>
-          <w:szCs w:val="28"/>
+          <w:sz w:val="26"/>
+          <w:szCs w:val="26"/>
+        </w:rPr>
+      </w:pPr>
+      <w:r>
+        <w:rPr>
+          <w:rFonts w:ascii="Times New Roman" w:eastAsia="Aptos" w:hAnsi="Times New Roman" w:cs="Times New Roman"/>
+          <w:sz w:val="26"/>
+          <w:szCs w:val="26"/>
         </w:rPr>
         <w:t>2.5. Бережно относиться к имуществу Нанимателя.</w:t>
       </w:r>
@@ -777,15 +779,15 @@
         <w:jc w:val="both"/>
         <w:rPr>
           <w:rFonts w:ascii="Times New Roman" w:eastAsia="Aptos" w:hAnsi="Times New Roman" w:cs="Times New Roman"/>
-          <w:sz w:val="28"/>
-          <w:szCs w:val="28"/>
-        </w:rPr>
-      </w:pPr>
-      <w:r>
-        <w:rPr>
-          <w:rFonts w:ascii="Times New Roman" w:eastAsia="Aptos" w:hAnsi="Times New Roman" w:cs="Times New Roman"/>
-          <w:sz w:val="28"/>
-          <w:szCs w:val="28"/>
+          <w:sz w:val="26"/>
+          <w:szCs w:val="26"/>
+        </w:rPr>
+      </w:pPr>
+      <w:r>
+        <w:rPr>
+          <w:rFonts w:ascii="Times New Roman" w:eastAsia="Aptos" w:hAnsi="Times New Roman" w:cs="Times New Roman"/>
+          <w:sz w:val="26"/>
+          <w:szCs w:val="26"/>
         </w:rPr>
         <w:t>2.6. Хранить коммерческую тайну Нанимателя.</w:t>
       </w:r>
@@ -795,15 +797,15 @@
         <w:jc w:val="both"/>
         <w:rPr>
           <w:rFonts w:ascii="Times New Roman" w:eastAsia="Aptos" w:hAnsi="Times New Roman" w:cs="Times New Roman"/>
-          <w:sz w:val="28"/>
-          <w:szCs w:val="28"/>
-        </w:rPr>
-      </w:pPr>
-      <w:r>
-        <w:rPr>
-          <w:rFonts w:ascii="Times New Roman" w:eastAsia="Aptos" w:hAnsi="Times New Roman" w:cs="Times New Roman"/>
-          <w:sz w:val="28"/>
-          <w:szCs w:val="28"/>
+          <w:sz w:val="26"/>
+          <w:szCs w:val="26"/>
+        </w:rPr>
+      </w:pPr>
+      <w:r>
+        <w:rPr>
+          <w:rFonts w:ascii="Times New Roman" w:eastAsia="Aptos" w:hAnsi="Times New Roman" w:cs="Times New Roman"/>
+          <w:sz w:val="26"/>
+          <w:szCs w:val="26"/>
         </w:rPr>
         <w:t>2.7. В случае прекращения договора и отсутствия иных законных оснований для пребывания — покинуть территорию Республики Беларусь за счет собственных средств.</w:t>
       </w:r>
@@ -813,25 +815,25 @@
         <w:jc w:val="both"/>
         <w:rPr>
           <w:rFonts w:ascii="Times New Roman" w:eastAsia="Aptos" w:hAnsi="Times New Roman" w:cs="Times New Roman"/>
-          <w:sz w:val="28"/>
-          <w:szCs w:val="28"/>
-        </w:rPr>
-      </w:pPr>
-    </w:p>
-    <w:p>
-      <w:pPr>
-        <w:jc w:val="both"/>
-        <w:rPr>
-          <w:rFonts w:ascii="Times New Roman" w:eastAsia="Aptos" w:hAnsi="Times New Roman" w:cs="Times New Roman"/>
-          <w:sz w:val="28"/>
-          <w:szCs w:val="28"/>
-        </w:rPr>
-      </w:pPr>
-      <w:r>
-        <w:rPr>
-          <w:rFonts w:ascii="Times New Roman" w:eastAsia="Aptos" w:hAnsi="Times New Roman" w:cs="Times New Roman"/>
-          <w:sz w:val="28"/>
-          <w:szCs w:val="28"/>
+          <w:sz w:val="26"/>
+          <w:szCs w:val="26"/>
+        </w:rPr>
+      </w:pPr>
+    </w:p>
+    <w:p>
+      <w:pPr>
+        <w:jc w:val="both"/>
+        <w:rPr>
+          <w:rFonts w:ascii="Times New Roman" w:eastAsia="Aptos" w:hAnsi="Times New Roman" w:cs="Times New Roman"/>
+          <w:sz w:val="26"/>
+          <w:szCs w:val="26"/>
+        </w:rPr>
+      </w:pPr>
+      <w:r>
+        <w:rPr>
+          <w:rFonts w:ascii="Times New Roman" w:eastAsia="Aptos" w:hAnsi="Times New Roman" w:cs="Times New Roman"/>
+          <w:sz w:val="26"/>
+          <w:szCs w:val="26"/>
         </w:rPr>
         <w:t>3. ОБЯЗАННОСТИ НАНИМАТЕЛЯ</w:t>
       </w:r>
@@ -841,15 +843,15 @@
         <w:jc w:val="both"/>
         <w:rPr>
           <w:rFonts w:ascii="Times New Roman" w:eastAsia="Aptos" w:hAnsi="Times New Roman" w:cs="Times New Roman"/>
-          <w:sz w:val="28"/>
-          <w:szCs w:val="28"/>
-        </w:rPr>
-      </w:pPr>
-      <w:r>
-        <w:rPr>
-          <w:rFonts w:ascii="Times New Roman" w:eastAsia="Aptos" w:hAnsi="Times New Roman" w:cs="Times New Roman"/>
-          <w:sz w:val="28"/>
-          <w:szCs w:val="28"/>
+          <w:sz w:val="26"/>
+          <w:szCs w:val="26"/>
+        </w:rPr>
+      </w:pPr>
+      <w:r>
+        <w:rPr>
+          <w:rFonts w:ascii="Times New Roman" w:eastAsia="Aptos" w:hAnsi="Times New Roman" w:cs="Times New Roman"/>
+          <w:sz w:val="26"/>
+          <w:szCs w:val="26"/>
         </w:rPr>
         <w:t>3.1. Организовать труд Работника, обеспечить безопасные условия труда.</w:t>
       </w:r>
@@ -859,15 +861,15 @@
         <w:jc w:val="both"/>
         <w:rPr>
           <w:rFonts w:ascii="Times New Roman" w:eastAsia="Aptos" w:hAnsi="Times New Roman" w:cs="Times New Roman"/>
-          <w:sz w:val="28"/>
-          <w:szCs w:val="28"/>
-        </w:rPr>
-      </w:pPr>
-      <w:r>
-        <w:rPr>
-          <w:rFonts w:ascii="Times New Roman" w:eastAsia="Aptos" w:hAnsi="Times New Roman" w:cs="Times New Roman"/>
-          <w:sz w:val="28"/>
-          <w:szCs w:val="28"/>
+          <w:sz w:val="26"/>
+          <w:szCs w:val="26"/>
+        </w:rPr>
+      </w:pPr>
+      <w:r>
+        <w:rPr>
+          <w:rFonts w:ascii="Times New Roman" w:eastAsia="Aptos" w:hAnsi="Times New Roman" w:cs="Times New Roman"/>
+          <w:sz w:val="26"/>
+          <w:szCs w:val="26"/>
         </w:rPr>
         <w:t>3.2. Своевременно выплачивать Работнику заработную плату.</w:t>
       </w:r>
@@ -877,15 +879,15 @@
         <w:jc w:val="both"/>
         <w:rPr>
           <w:rFonts w:ascii="Times New Roman" w:eastAsia="Aptos" w:hAnsi="Times New Roman" w:cs="Times New Roman"/>
-          <w:sz w:val="28"/>
-          <w:szCs w:val="28"/>
-        </w:rPr>
-      </w:pPr>
-      <w:r>
-        <w:rPr>
-          <w:rFonts w:ascii="Times New Roman" w:eastAsia="Aptos" w:hAnsi="Times New Roman" w:cs="Times New Roman"/>
-          <w:sz w:val="28"/>
-          <w:szCs w:val="28"/>
+          <w:sz w:val="26"/>
+          <w:szCs w:val="26"/>
+        </w:rPr>
+      </w:pPr>
+      <w:r>
+        <w:rPr>
+          <w:rFonts w:ascii="Times New Roman" w:eastAsia="Aptos" w:hAnsi="Times New Roman" w:cs="Times New Roman"/>
+          <w:sz w:val="26"/>
+          <w:szCs w:val="26"/>
         </w:rPr>
         <w:t>3.3. Ознакомить Работника с локальными правовыми актами.</w:t>
       </w:r>
@@ -895,25 +897,25 @@
         <w:jc w:val="both"/>
         <w:rPr>
           <w:rFonts w:ascii="Times New Roman" w:eastAsia="Aptos" w:hAnsi="Times New Roman" w:cs="Times New Roman"/>
-          <w:sz w:val="28"/>
-          <w:szCs w:val="28"/>
-        </w:rPr>
-      </w:pPr>
-    </w:p>
-    <w:p>
-      <w:pPr>
-        <w:jc w:val="both"/>
-        <w:rPr>
-          <w:rFonts w:ascii="Times New Roman" w:eastAsia="Aptos" w:hAnsi="Times New Roman" w:cs="Times New Roman"/>
-          <w:sz w:val="28"/>
-          <w:szCs w:val="28"/>
-        </w:rPr>
-      </w:pPr>
-      <w:r>
-        <w:rPr>
-          <w:rFonts w:ascii="Times New Roman" w:eastAsia="Aptos" w:hAnsi="Times New Roman" w:cs="Times New Roman"/>
-          <w:sz w:val="28"/>
-          <w:szCs w:val="28"/>
+          <w:sz w:val="26"/>
+          <w:szCs w:val="26"/>
+        </w:rPr>
+      </w:pPr>
+    </w:p>
+    <w:p>
+      <w:pPr>
+        <w:jc w:val="both"/>
+        <w:rPr>
+          <w:rFonts w:ascii="Times New Roman" w:eastAsia="Aptos" w:hAnsi="Times New Roman" w:cs="Times New Roman"/>
+          <w:sz w:val="26"/>
+          <w:szCs w:val="26"/>
+        </w:rPr>
+      </w:pPr>
+      <w:r>
+        <w:rPr>
+          <w:rFonts w:ascii="Times New Roman" w:eastAsia="Aptos" w:hAnsi="Times New Roman" w:cs="Times New Roman"/>
+          <w:sz w:val="26"/>
+          <w:szCs w:val="26"/>
         </w:rPr>
         <w:t>4. РЕЖИМ РАБОЧЕГО ВРЕМЕНИ И ВРЕМЕНИ ОТДЫХА</w:t>
       </w:r>
@@ -923,15 +925,15 @@
         <w:jc w:val="both"/>
         <w:rPr>
           <w:rFonts w:ascii="Times New Roman" w:eastAsia="Aptos" w:hAnsi="Times New Roman" w:cs="Times New Roman"/>
-          <w:sz w:val="28"/>
-          <w:szCs w:val="28"/>
-        </w:rPr>
-      </w:pPr>
-      <w:r>
-        <w:rPr>
-          <w:rFonts w:ascii="Times New Roman" w:eastAsia="Aptos" w:hAnsi="Times New Roman" w:cs="Times New Roman"/>
-          <w:sz w:val="28"/>
-          <w:szCs w:val="28"/>
+          <w:sz w:val="26"/>
+          <w:szCs w:val="26"/>
+        </w:rPr>
+      </w:pPr>
+      <w:r>
+        <w:rPr>
+          <w:rFonts w:ascii="Times New Roman" w:eastAsia="Aptos" w:hAnsi="Times New Roman" w:cs="Times New Roman"/>
+          <w:sz w:val="26"/>
+          <w:szCs w:val="26"/>
         </w:rPr>
         <w:t>4.1. Работнику устанавливается неполное рабочее время — не более 0,5 ставки (не более 20 часов в неделю при 40-часовой рабочей неделе).</w:t>
       </w:r>
@@ -941,15 +943,15 @@
         <w:jc w:val="both"/>
         <w:rPr>
           <w:rFonts w:ascii="Times New Roman" w:eastAsia="Aptos" w:hAnsi="Times New Roman" w:cs="Times New Roman"/>
-          <w:sz w:val="28"/>
-          <w:szCs w:val="28"/>
-        </w:rPr>
-      </w:pPr>
-      <w:r>
-        <w:rPr>
-          <w:rFonts w:ascii="Times New Roman" w:eastAsia="Aptos" w:hAnsi="Times New Roman" w:cs="Times New Roman"/>
-          <w:sz w:val="28"/>
-          <w:szCs w:val="28"/>
+          <w:sz w:val="26"/>
+          <w:szCs w:val="26"/>
+        </w:rPr>
+      </w:pPr>
+      <w:r>
+        <w:rPr>
+          <w:rFonts w:ascii="Times New Roman" w:eastAsia="Aptos" w:hAnsi="Times New Roman" w:cs="Times New Roman"/>
+          <w:sz w:val="26"/>
+          <w:szCs w:val="26"/>
         </w:rPr>
         <w:t>4.2. Работа осуществляется по графику сменности в пределах установленной продолжительности рабочего времени.</w:t>
       </w:r>
@@ -959,15 +961,15 @@
         <w:jc w:val="both"/>
         <w:rPr>
           <w:rFonts w:ascii="Times New Roman" w:eastAsia="Aptos" w:hAnsi="Times New Roman" w:cs="Times New Roman"/>
-          <w:sz w:val="28"/>
-          <w:szCs w:val="28"/>
-        </w:rPr>
-      </w:pPr>
-      <w:r>
-        <w:rPr>
-          <w:rFonts w:ascii="Times New Roman" w:eastAsia="Aptos" w:hAnsi="Times New Roman" w:cs="Times New Roman"/>
-          <w:sz w:val="28"/>
-          <w:szCs w:val="28"/>
+          <w:sz w:val="26"/>
+          <w:szCs w:val="26"/>
+        </w:rPr>
+      </w:pPr>
+      <w:r>
+        <w:rPr>
+          <w:rFonts w:ascii="Times New Roman" w:eastAsia="Aptos" w:hAnsi="Times New Roman" w:cs="Times New Roman"/>
+          <w:sz w:val="26"/>
+          <w:szCs w:val="26"/>
         </w:rPr>
         <w:t>4.3. Перерывы для отдыха и питания предоставляются согласно графику.</w:t>
       </w:r>
@@ -977,434 +979,434 @@
         <w:jc w:val="both"/>
         <w:rPr>
           <w:rFonts w:ascii="Times New Roman" w:eastAsia="Aptos" w:hAnsi="Times New Roman" w:cs="Times New Roman"/>
-          <w:sz w:val="28"/>
-          <w:szCs w:val="28"/>
-        </w:rPr>
-      </w:pPr>
-      <w:r>
-        <w:rPr>
-          <w:rFonts w:ascii="Times New Roman" w:eastAsia="Aptos" w:hAnsi="Times New Roman" w:cs="Times New Roman"/>
-          <w:sz w:val="28"/>
-          <w:szCs w:val="28"/>
+          <w:sz w:val="26"/>
+          <w:szCs w:val="26"/>
+        </w:rPr>
+      </w:pPr>
+      <w:r>
+        <w:rPr>
+          <w:rFonts w:ascii="Times New Roman" w:eastAsia="Aptos" w:hAnsi="Times New Roman" w:cs="Times New Roman"/>
+          <w:sz w:val="26"/>
+          <w:szCs w:val="26"/>
+        </w:rPr>
+        <w:t>4.4. Выходные дни предоставляются согласно графику сменности.</w:t>
+      </w:r>
+    </w:p>
+    <w:p>
+      <w:pPr>
+        <w:jc w:val="both"/>
+        <w:rPr>
+          <w:rFonts w:ascii="Times New Roman" w:eastAsia="Aptos" w:hAnsi="Times New Roman" w:cs="Times New Roman"/>
+          <w:sz w:val="26"/>
+          <w:szCs w:val="26"/>
+        </w:rPr>
+      </w:pPr>
+      <w:r>
+        <w:rPr>
+          <w:rFonts w:ascii="Times New Roman" w:eastAsia="Aptos" w:hAnsi="Times New Roman" w:cs="Times New Roman"/>
+          <w:sz w:val="26"/>
+          <w:szCs w:val="26"/>
+        </w:rPr>
+        <w:t xml:space="preserve">4.5. Работнику предоставляется трудовой отпуск продолжительностью 24 </w:t>
+      </w:r>
+      <w:proofErr w:type="gramStart"/>
+      <w:r>
+        <w:rPr>
+          <w:rFonts w:ascii="Times New Roman" w:eastAsia="Aptos" w:hAnsi="Times New Roman" w:cs="Times New Roman"/>
+          <w:sz w:val="26"/>
+          <w:szCs w:val="26"/>
+        </w:rPr>
+        <w:t>календарных</w:t>
+      </w:r>
+      <w:proofErr w:type="gramEnd"/>
+      <w:r>
+        <w:rPr>
+          <w:rFonts w:ascii="Times New Roman" w:eastAsia="Aptos" w:hAnsi="Times New Roman" w:cs="Times New Roman"/>
+          <w:sz w:val="26"/>
+          <w:szCs w:val="26"/>
+        </w:rPr>
+        <w:t xml:space="preserve"> дня.</w:t>
+      </w:r>
+    </w:p>
+    <w:p>
+      <w:pPr>
+        <w:jc w:val="both"/>
+        <w:rPr>
+          <w:rFonts w:ascii="Times New Roman" w:eastAsia="Aptos" w:hAnsi="Times New Roman" w:cs="Times New Roman"/>
+          <w:sz w:val="26"/>
+          <w:szCs w:val="26"/>
+        </w:rPr>
+      </w:pPr>
+    </w:p>
+    <w:p>
+      <w:pPr>
+        <w:jc w:val="both"/>
+        <w:rPr>
+          <w:rFonts w:ascii="Times New Roman" w:eastAsia="Aptos" w:hAnsi="Times New Roman" w:cs="Times New Roman"/>
+          <w:sz w:val="26"/>
+          <w:szCs w:val="26"/>
+        </w:rPr>
+      </w:pPr>
+      <w:r>
+        <w:rPr>
+          <w:rFonts w:ascii="Times New Roman" w:eastAsia="Aptos" w:hAnsi="Times New Roman" w:cs="Times New Roman"/>
+          <w:sz w:val="26"/>
+          <w:szCs w:val="26"/>
+        </w:rPr>
+        <w:t>5. ОПЛАТА ТРУДА</w:t>
+      </w:r>
+    </w:p>
+    <w:p>
+      <w:pPr>
+        <w:jc w:val="both"/>
+        <w:rPr>
+          <w:rFonts w:ascii="Times New Roman" w:eastAsia="Aptos" w:hAnsi="Times New Roman" w:cs="Times New Roman"/>
+          <w:sz w:val="26"/>
+          <w:szCs w:val="26"/>
+        </w:rPr>
+      </w:pPr>
+      <w:r>
+        <w:rPr>
+          <w:rFonts w:ascii="Times New Roman" w:eastAsia="Aptos" w:hAnsi="Times New Roman" w:cs="Times New Roman"/>
+          <w:sz w:val="26"/>
+          <w:szCs w:val="26"/>
+        </w:rPr>
+        <w:t>5.1. Оплата труда производится пропорционально отработанному времени. На день подписания договора тарифный оклад (из расчета на полную ставку) составляет {{</w:t>
+      </w:r>
+      <w:proofErr w:type="spellStart"/>
+      <w:r>
+        <w:rPr>
+          <w:rFonts w:ascii="Times New Roman" w:eastAsia="Aptos" w:hAnsi="Times New Roman" w:cs="Times New Roman"/>
+          <w:sz w:val="26"/>
+          <w:szCs w:val="26"/>
+        </w:rPr>
+        <w:t>oklad</w:t>
+      </w:r>
+      <w:proofErr w:type="spellEnd"/>
+      <w:r>
+        <w:rPr>
+          <w:rFonts w:ascii="Times New Roman" w:eastAsia="Aptos" w:hAnsi="Times New Roman" w:cs="Times New Roman"/>
+          <w:sz w:val="26"/>
+          <w:szCs w:val="26"/>
+        </w:rPr>
+        <w:t>}} белорусских рублей в месяц.</w:t>
+      </w:r>
+    </w:p>
+    <w:p>
+      <w:pPr>
+        <w:jc w:val="both"/>
+        <w:rPr>
+          <w:rFonts w:ascii="Times New Roman" w:eastAsia="Aptos" w:hAnsi="Times New Roman" w:cs="Times New Roman"/>
+          <w:sz w:val="26"/>
+          <w:szCs w:val="26"/>
+        </w:rPr>
+      </w:pPr>
+      <w:r>
+        <w:rPr>
+          <w:rFonts w:ascii="Times New Roman" w:eastAsia="Aptos" w:hAnsi="Times New Roman" w:cs="Times New Roman"/>
+          <w:sz w:val="26"/>
+          <w:szCs w:val="26"/>
+        </w:rPr>
+        <w:t>5.2. Изменение размера и условий оплаты труда производится по соглашению Сторон путем заключения письменного дополнительного соглашения, либо в порядке существенных изменений условий труда по инициативе Нанимателя в соответствии со статьей 32 Трудового кодекса Республики Беларусь.</w:t>
+      </w:r>
+    </w:p>
+    <w:p>
+      <w:pPr>
+        <w:jc w:val="both"/>
+        <w:rPr>
+          <w:rFonts w:ascii="Times New Roman" w:eastAsia="Aptos" w:hAnsi="Times New Roman" w:cs="Times New Roman"/>
+          <w:sz w:val="26"/>
+          <w:szCs w:val="26"/>
+        </w:rPr>
+      </w:pPr>
+      <w:r>
+        <w:rPr>
+          <w:rFonts w:ascii="Times New Roman" w:eastAsia="Aptos" w:hAnsi="Times New Roman" w:cs="Times New Roman"/>
+          <w:sz w:val="26"/>
+          <w:szCs w:val="26"/>
         </w:rPr>
         <w:lastRenderedPageBreak/>
-        <w:t>4.4. Выходные дни предоставляются согласно графику сменности.</w:t>
-      </w:r>
-    </w:p>
-    <w:p>
-      <w:pPr>
-        <w:jc w:val="both"/>
-        <w:rPr>
-          <w:rFonts w:ascii="Times New Roman" w:eastAsia="Aptos" w:hAnsi="Times New Roman" w:cs="Times New Roman"/>
-          <w:sz w:val="28"/>
-          <w:szCs w:val="28"/>
-        </w:rPr>
-      </w:pPr>
-      <w:r>
-        <w:rPr>
-          <w:rFonts w:ascii="Times New Roman" w:eastAsia="Aptos" w:hAnsi="Times New Roman" w:cs="Times New Roman"/>
-          <w:sz w:val="28"/>
-          <w:szCs w:val="28"/>
-        </w:rPr>
-        <w:t xml:space="preserve">4.5. Работнику предоставляется трудовой отпуск продолжительностью 24 </w:t>
+        <w:t>5.3. Премирование и выплата надбавок — в соответствии с Положением об оплате труда.</w:t>
+      </w:r>
+    </w:p>
+    <w:p>
+      <w:pPr>
+        <w:jc w:val="both"/>
+        <w:rPr>
+          <w:rFonts w:ascii="Times New Roman" w:eastAsia="Aptos" w:hAnsi="Times New Roman" w:cs="Times New Roman"/>
+          <w:sz w:val="26"/>
+          <w:szCs w:val="26"/>
+        </w:rPr>
+      </w:pPr>
+      <w:r>
+        <w:rPr>
+          <w:rFonts w:ascii="Times New Roman" w:eastAsia="Aptos" w:hAnsi="Times New Roman" w:cs="Times New Roman"/>
+          <w:sz w:val="26"/>
+          <w:szCs w:val="26"/>
+        </w:rPr>
+        <w:t>5.4. Заработная плата выплачивается два раза в месяц:</w:t>
+      </w:r>
+    </w:p>
+    <w:p>
+      <w:pPr>
+        <w:jc w:val="both"/>
+        <w:rPr>
+          <w:rFonts w:ascii="Times New Roman" w:eastAsia="Aptos" w:hAnsi="Times New Roman" w:cs="Times New Roman"/>
+          <w:sz w:val="26"/>
+          <w:szCs w:val="26"/>
+        </w:rPr>
+      </w:pPr>
+      <w:r>
+        <w:rPr>
+          <w:rFonts w:ascii="Times New Roman" w:eastAsia="Aptos" w:hAnsi="Times New Roman" w:cs="Times New Roman"/>
+          <w:sz w:val="26"/>
+          <w:szCs w:val="26"/>
+        </w:rPr>
+        <w:t>- 30-го числа текущего месяца — первая часть;</w:t>
+      </w:r>
+    </w:p>
+    <w:p>
+      <w:pPr>
+        <w:jc w:val="both"/>
+        <w:rPr>
+          <w:rFonts w:ascii="Times New Roman" w:eastAsia="Aptos" w:hAnsi="Times New Roman" w:cs="Times New Roman"/>
+          <w:sz w:val="26"/>
+          <w:szCs w:val="26"/>
+        </w:rPr>
+      </w:pPr>
+      <w:r>
+        <w:rPr>
+          <w:rFonts w:ascii="Times New Roman" w:eastAsia="Aptos" w:hAnsi="Times New Roman" w:cs="Times New Roman"/>
+          <w:sz w:val="26"/>
+          <w:szCs w:val="26"/>
+        </w:rPr>
+        <w:t xml:space="preserve">- 15-го числа месяца, следующего за </w:t>
       </w:r>
       <w:proofErr w:type="gramStart"/>
       <w:r>
         <w:rPr>
           <w:rFonts w:ascii="Times New Roman" w:eastAsia="Aptos" w:hAnsi="Times New Roman" w:cs="Times New Roman"/>
-          <w:sz w:val="28"/>
-          <w:szCs w:val="28"/>
-        </w:rPr>
-        <w:t>календарных</w:t>
+          <w:sz w:val="26"/>
+          <w:szCs w:val="26"/>
+        </w:rPr>
+        <w:t>расчетным</w:t>
       </w:r>
       <w:proofErr w:type="gramEnd"/>
       <w:r>
         <w:rPr>
           <w:rFonts w:ascii="Times New Roman" w:eastAsia="Aptos" w:hAnsi="Times New Roman" w:cs="Times New Roman"/>
-          <w:sz w:val="28"/>
-          <w:szCs w:val="28"/>
-        </w:rPr>
-        <w:t xml:space="preserve"> дня.</w:t>
-      </w:r>
-    </w:p>
-    <w:p>
-      <w:pPr>
-        <w:jc w:val="both"/>
-        <w:rPr>
-          <w:rFonts w:ascii="Times New Roman" w:eastAsia="Aptos" w:hAnsi="Times New Roman" w:cs="Times New Roman"/>
-          <w:sz w:val="28"/>
-          <w:szCs w:val="28"/>
-        </w:rPr>
-      </w:pPr>
-    </w:p>
-    <w:p>
-      <w:pPr>
-        <w:jc w:val="both"/>
-        <w:rPr>
-          <w:rFonts w:ascii="Times New Roman" w:eastAsia="Aptos" w:hAnsi="Times New Roman" w:cs="Times New Roman"/>
-          <w:sz w:val="28"/>
-          <w:szCs w:val="28"/>
-        </w:rPr>
-      </w:pPr>
-      <w:r>
-        <w:rPr>
-          <w:rFonts w:ascii="Times New Roman" w:eastAsia="Aptos" w:hAnsi="Times New Roman" w:cs="Times New Roman"/>
-          <w:sz w:val="28"/>
-          <w:szCs w:val="28"/>
-        </w:rPr>
-        <w:t>5. ОПЛАТА ТРУДА</w:t>
-      </w:r>
-    </w:p>
-    <w:p>
-      <w:pPr>
-        <w:jc w:val="both"/>
-        <w:rPr>
-          <w:rFonts w:ascii="Times New Roman" w:eastAsia="Aptos" w:hAnsi="Times New Roman" w:cs="Times New Roman"/>
-          <w:sz w:val="28"/>
-          <w:szCs w:val="28"/>
-        </w:rPr>
-      </w:pPr>
-      <w:r>
-        <w:rPr>
-          <w:rFonts w:ascii="Times New Roman" w:eastAsia="Aptos" w:hAnsi="Times New Roman" w:cs="Times New Roman"/>
-          <w:sz w:val="28"/>
-          <w:szCs w:val="28"/>
-        </w:rPr>
-        <w:t>5.1. Оплата труда производится пропорционально отработанному времени. На день подписания договора тарифный оклад (из расчета на полную ставку) составляет {{</w:t>
+          <w:sz w:val="26"/>
+          <w:szCs w:val="26"/>
+        </w:rPr>
+        <w:t>, — вторая часть.</w:t>
+      </w:r>
+    </w:p>
+    <w:p>
+      <w:pPr>
+        <w:jc w:val="both"/>
+        <w:rPr>
+          <w:rFonts w:ascii="Times New Roman" w:eastAsia="Aptos" w:hAnsi="Times New Roman" w:cs="Times New Roman"/>
+          <w:sz w:val="26"/>
+          <w:szCs w:val="26"/>
+        </w:rPr>
+      </w:pPr>
+    </w:p>
+    <w:p>
+      <w:pPr>
+        <w:jc w:val="both"/>
+        <w:rPr>
+          <w:rFonts w:ascii="Times New Roman" w:eastAsia="Aptos" w:hAnsi="Times New Roman" w:cs="Times New Roman"/>
+          <w:sz w:val="26"/>
+          <w:szCs w:val="26"/>
+        </w:rPr>
+      </w:pPr>
+      <w:r>
+        <w:rPr>
+          <w:rFonts w:ascii="Times New Roman" w:eastAsia="Aptos" w:hAnsi="Times New Roman" w:cs="Times New Roman"/>
+          <w:sz w:val="26"/>
+          <w:szCs w:val="26"/>
+        </w:rPr>
+        <w:t>6. ПРОЖИВАНИЕ И МЕДИЦИНСКОЕ ОБСЛУЖИВАНИЕ</w:t>
+      </w:r>
+    </w:p>
+    <w:p>
+      <w:pPr>
+        <w:jc w:val="both"/>
+        <w:rPr>
+          <w:rFonts w:ascii="Times New Roman" w:eastAsia="Aptos" w:hAnsi="Times New Roman" w:cs="Times New Roman"/>
+          <w:sz w:val="26"/>
+          <w:szCs w:val="26"/>
+        </w:rPr>
+      </w:pPr>
+      <w:r>
+        <w:rPr>
+          <w:rFonts w:ascii="Times New Roman" w:eastAsia="Aptos" w:hAnsi="Times New Roman" w:cs="Times New Roman"/>
+          <w:sz w:val="26"/>
+          <w:szCs w:val="26"/>
+        </w:rPr>
+        <w:t>6.1. Обеспечение жилым помещением осуществляется Работником самостоятельно за счет собственных средств.</w:t>
+      </w:r>
+    </w:p>
+    <w:p>
+      <w:pPr>
+        <w:jc w:val="both"/>
+        <w:rPr>
+          <w:rFonts w:ascii="Times New Roman" w:eastAsia="Aptos" w:hAnsi="Times New Roman" w:cs="Times New Roman"/>
+          <w:sz w:val="26"/>
+          <w:szCs w:val="26"/>
+        </w:rPr>
+      </w:pPr>
+      <w:r>
+        <w:rPr>
+          <w:rFonts w:ascii="Times New Roman" w:eastAsia="Aptos" w:hAnsi="Times New Roman" w:cs="Times New Roman"/>
+          <w:sz w:val="26"/>
+          <w:szCs w:val="26"/>
+        </w:rPr>
+        <w:t>6.2. Медицинское обслуживание осуществляется за счет собственных средств Работника.</w:t>
+      </w:r>
+    </w:p>
+    <w:p>
+      <w:pPr>
+        <w:jc w:val="both"/>
+        <w:rPr>
+          <w:rFonts w:ascii="Times New Roman" w:eastAsia="Aptos" w:hAnsi="Times New Roman" w:cs="Times New Roman"/>
+          <w:sz w:val="26"/>
+          <w:szCs w:val="26"/>
+        </w:rPr>
+      </w:pPr>
+    </w:p>
+    <w:p>
+      <w:pPr>
+        <w:jc w:val="both"/>
+        <w:rPr>
+          <w:rFonts w:ascii="Times New Roman" w:eastAsia="Aptos" w:hAnsi="Times New Roman" w:cs="Times New Roman"/>
+          <w:sz w:val="26"/>
+          <w:szCs w:val="26"/>
+        </w:rPr>
+      </w:pPr>
+      <w:r>
+        <w:rPr>
+          <w:rFonts w:ascii="Times New Roman" w:eastAsia="Aptos" w:hAnsi="Times New Roman" w:cs="Times New Roman"/>
+          <w:sz w:val="26"/>
+          <w:szCs w:val="26"/>
+        </w:rPr>
+        <w:t>7. ОТВЕТСТВЕННОСТЬ СТОРОН</w:t>
+      </w:r>
+    </w:p>
+    <w:p>
+      <w:pPr>
+        <w:jc w:val="both"/>
+        <w:rPr>
+          <w:rFonts w:ascii="Times New Roman" w:eastAsia="Aptos" w:hAnsi="Times New Roman" w:cs="Times New Roman"/>
+          <w:sz w:val="26"/>
+          <w:szCs w:val="26"/>
+        </w:rPr>
+      </w:pPr>
+      <w:r>
+        <w:rPr>
+          <w:rFonts w:ascii="Times New Roman" w:eastAsia="Aptos" w:hAnsi="Times New Roman" w:cs="Times New Roman"/>
+          <w:sz w:val="26"/>
+          <w:szCs w:val="26"/>
+        </w:rPr>
+        <w:t>7.1. За неисполнение или ненадлежащее исполнение обязанностей Стороны несут ответственность в соответствии с Трудовым кодексом Республики Беларусь.</w:t>
+      </w:r>
+    </w:p>
+    <w:p>
+      <w:pPr>
+        <w:jc w:val="both"/>
+        <w:rPr>
+          <w:rFonts w:ascii="Times New Roman" w:eastAsia="Aptos" w:hAnsi="Times New Roman" w:cs="Times New Roman"/>
+          <w:sz w:val="26"/>
+          <w:szCs w:val="26"/>
+        </w:rPr>
+      </w:pPr>
+      <w:r>
+        <w:rPr>
+          <w:rFonts w:ascii="Times New Roman" w:eastAsia="Aptos" w:hAnsi="Times New Roman" w:cs="Times New Roman"/>
+          <w:sz w:val="26"/>
+          <w:szCs w:val="26"/>
+        </w:rPr>
+        <w:t>{{</w:t>
       </w:r>
       <w:proofErr w:type="spellStart"/>
       <w:r>
         <w:rPr>
           <w:rFonts w:ascii="Times New Roman" w:eastAsia="Aptos" w:hAnsi="Times New Roman" w:cs="Times New Roman"/>
-          <w:sz w:val="28"/>
-          <w:szCs w:val="28"/>
-        </w:rPr>
-        <w:t>oklad</w:t>
+          <w:sz w:val="26"/>
+          <w:szCs w:val="26"/>
+        </w:rPr>
+        <w:t>blok_mat_otvetstvennost</w:t>
       </w:r>
       <w:proofErr w:type="spellEnd"/>
       <w:r>
         <w:rPr>
           <w:rFonts w:ascii="Times New Roman" w:eastAsia="Aptos" w:hAnsi="Times New Roman" w:cs="Times New Roman"/>
-          <w:sz w:val="28"/>
-          <w:szCs w:val="28"/>
-        </w:rPr>
-        <w:t>}} белорусских рублей в месяц.</w:t>
-      </w:r>
-    </w:p>
-    <w:p>
-      <w:pPr>
-        <w:jc w:val="both"/>
-        <w:rPr>
-          <w:rFonts w:ascii="Times New Roman" w:eastAsia="Aptos" w:hAnsi="Times New Roman" w:cs="Times New Roman"/>
-          <w:sz w:val="28"/>
-          <w:szCs w:val="28"/>
-        </w:rPr>
-      </w:pPr>
-      <w:r>
-        <w:rPr>
-          <w:rFonts w:ascii="Times New Roman" w:eastAsia="Aptos" w:hAnsi="Times New Roman" w:cs="Times New Roman"/>
-          <w:sz w:val="28"/>
-          <w:szCs w:val="28"/>
-        </w:rPr>
-        <w:t>5.2. Изменение размера и условий оплаты труда производится по соглашению Сторон путем заключения письменного дополнительного соглашения, либо в порядке существенных изменений условий труда по инициативе Нанимателя в соответствии со статьей 32 Трудового кодекса Республики Беларусь.</w:t>
-      </w:r>
-    </w:p>
-    <w:p>
-      <w:pPr>
-        <w:jc w:val="both"/>
-        <w:rPr>
-          <w:rFonts w:ascii="Times New Roman" w:eastAsia="Aptos" w:hAnsi="Times New Roman" w:cs="Times New Roman"/>
-          <w:sz w:val="28"/>
-          <w:szCs w:val="28"/>
-        </w:rPr>
-      </w:pPr>
-      <w:r>
-        <w:rPr>
-          <w:rFonts w:ascii="Times New Roman" w:eastAsia="Aptos" w:hAnsi="Times New Roman" w:cs="Times New Roman"/>
-          <w:sz w:val="28"/>
-          <w:szCs w:val="28"/>
-        </w:rPr>
-        <w:t>5.3. Премирование и выплата надбавок — в соответствии с Положением об оплате труда.</w:t>
-      </w:r>
-    </w:p>
-    <w:p>
-      <w:pPr>
-        <w:jc w:val="both"/>
-        <w:rPr>
-          <w:rFonts w:ascii="Times New Roman" w:eastAsia="Aptos" w:hAnsi="Times New Roman" w:cs="Times New Roman"/>
-          <w:sz w:val="28"/>
-          <w:szCs w:val="28"/>
-        </w:rPr>
-      </w:pPr>
-      <w:r>
-        <w:rPr>
-          <w:rFonts w:ascii="Times New Roman" w:eastAsia="Aptos" w:hAnsi="Times New Roman" w:cs="Times New Roman"/>
-          <w:sz w:val="28"/>
-          <w:szCs w:val="28"/>
-        </w:rPr>
-        <w:t>5.4. Заработная плата выплачивается два раза в месяц:</w:t>
-      </w:r>
-    </w:p>
-    <w:p>
-      <w:pPr>
-        <w:jc w:val="both"/>
-        <w:rPr>
-          <w:rFonts w:ascii="Times New Roman" w:eastAsia="Aptos" w:hAnsi="Times New Roman" w:cs="Times New Roman"/>
-          <w:sz w:val="28"/>
-          <w:szCs w:val="28"/>
-        </w:rPr>
-      </w:pPr>
-      <w:r>
-        <w:rPr>
-          <w:rFonts w:ascii="Times New Roman" w:eastAsia="Aptos" w:hAnsi="Times New Roman" w:cs="Times New Roman"/>
-          <w:sz w:val="28"/>
-          <w:szCs w:val="28"/>
-        </w:rPr>
-        <w:t>- 30-го числа текущего месяца — первая часть;</w:t>
-      </w:r>
-    </w:p>
-    <w:p>
-      <w:pPr>
-        <w:jc w:val="both"/>
-        <w:rPr>
-          <w:rFonts w:ascii="Times New Roman" w:eastAsia="Aptos" w:hAnsi="Times New Roman" w:cs="Times New Roman"/>
-          <w:sz w:val="28"/>
-          <w:szCs w:val="28"/>
-        </w:rPr>
-      </w:pPr>
-      <w:r>
-        <w:rPr>
-          <w:rFonts w:ascii="Times New Roman" w:eastAsia="Aptos" w:hAnsi="Times New Roman" w:cs="Times New Roman"/>
-          <w:sz w:val="28"/>
-          <w:szCs w:val="28"/>
-        </w:rPr>
-        <w:t xml:space="preserve">- 15-го числа месяца, следующего за </w:t>
-      </w:r>
-      <w:proofErr w:type="gramStart"/>
-      <w:r>
-        <w:rPr>
-          <w:rFonts w:ascii="Times New Roman" w:eastAsia="Aptos" w:hAnsi="Times New Roman" w:cs="Times New Roman"/>
-          <w:sz w:val="28"/>
-          <w:szCs w:val="28"/>
-        </w:rPr>
-        <w:t>расчетным</w:t>
-      </w:r>
-      <w:proofErr w:type="gramEnd"/>
-      <w:r>
-        <w:rPr>
-          <w:rFonts w:ascii="Times New Roman" w:eastAsia="Aptos" w:hAnsi="Times New Roman" w:cs="Times New Roman"/>
-          <w:sz w:val="28"/>
-          <w:szCs w:val="28"/>
-        </w:rPr>
-        <w:t>, — вторая часть.</w:t>
-      </w:r>
-    </w:p>
-    <w:p>
-      <w:pPr>
-        <w:jc w:val="both"/>
-        <w:rPr>
-          <w:rFonts w:ascii="Times New Roman" w:eastAsia="Aptos" w:hAnsi="Times New Roman" w:cs="Times New Roman"/>
-          <w:sz w:val="28"/>
-          <w:szCs w:val="28"/>
-        </w:rPr>
-      </w:pPr>
-    </w:p>
-    <w:p>
-      <w:pPr>
-        <w:jc w:val="both"/>
-        <w:rPr>
-          <w:rFonts w:ascii="Times New Roman" w:eastAsia="Aptos" w:hAnsi="Times New Roman" w:cs="Times New Roman"/>
-          <w:sz w:val="28"/>
-          <w:szCs w:val="28"/>
-        </w:rPr>
-      </w:pPr>
-      <w:r>
-        <w:rPr>
-          <w:rFonts w:ascii="Times New Roman" w:eastAsia="Aptos" w:hAnsi="Times New Roman" w:cs="Times New Roman"/>
-          <w:sz w:val="28"/>
-          <w:szCs w:val="28"/>
-        </w:rPr>
-        <w:t>6. ПРОЖИВАНИЕ И МЕДИЦИНСКОЕ ОБСЛУЖИВАНИЕ</w:t>
-      </w:r>
-    </w:p>
-    <w:p>
-      <w:pPr>
-        <w:jc w:val="both"/>
-        <w:rPr>
-          <w:rFonts w:ascii="Times New Roman" w:eastAsia="Aptos" w:hAnsi="Times New Roman" w:cs="Times New Roman"/>
-          <w:sz w:val="28"/>
-          <w:szCs w:val="28"/>
-        </w:rPr>
-      </w:pPr>
-      <w:r>
-        <w:rPr>
-          <w:rFonts w:ascii="Times New Roman" w:eastAsia="Aptos" w:hAnsi="Times New Roman" w:cs="Times New Roman"/>
-          <w:sz w:val="28"/>
-          <w:szCs w:val="28"/>
-        </w:rPr>
-        <w:t>6.1. Обеспечение жилым помещением осуществляется Работником самостоятельно за счет собственных средств.</w:t>
-      </w:r>
-    </w:p>
-    <w:p>
-      <w:pPr>
-        <w:jc w:val="both"/>
-        <w:rPr>
-          <w:rFonts w:ascii="Times New Roman" w:eastAsia="Aptos" w:hAnsi="Times New Roman" w:cs="Times New Roman"/>
-          <w:sz w:val="28"/>
-          <w:szCs w:val="28"/>
-        </w:rPr>
-      </w:pPr>
-      <w:r>
-        <w:rPr>
-          <w:rFonts w:ascii="Times New Roman" w:eastAsia="Aptos" w:hAnsi="Times New Roman" w:cs="Times New Roman"/>
-          <w:sz w:val="28"/>
-          <w:szCs w:val="28"/>
-        </w:rPr>
-        <w:t>6.2. Медицинское обслуживание осуществляется за счет собственных средств Работника.</w:t>
-      </w:r>
-    </w:p>
-    <w:p>
-      <w:pPr>
-        <w:jc w:val="both"/>
-        <w:rPr>
-          <w:rFonts w:ascii="Times New Roman" w:eastAsia="Aptos" w:hAnsi="Times New Roman" w:cs="Times New Roman"/>
-          <w:sz w:val="28"/>
-          <w:szCs w:val="28"/>
-        </w:rPr>
-      </w:pPr>
-    </w:p>
-    <w:p>
-      <w:pPr>
-        <w:jc w:val="both"/>
-        <w:rPr>
-          <w:rFonts w:ascii="Times New Roman" w:eastAsia="Aptos" w:hAnsi="Times New Roman" w:cs="Times New Roman"/>
-          <w:sz w:val="28"/>
-          <w:szCs w:val="28"/>
-        </w:rPr>
-      </w:pPr>
-      <w:r>
-        <w:rPr>
-          <w:rFonts w:ascii="Times New Roman" w:eastAsia="Aptos" w:hAnsi="Times New Roman" w:cs="Times New Roman"/>
-          <w:sz w:val="28"/>
-          <w:szCs w:val="28"/>
-        </w:rPr>
-        <w:t>7. ОТВЕТСТВЕННОСТЬ СТОРОН</w:t>
-      </w:r>
-    </w:p>
-    <w:p>
-      <w:pPr>
-        <w:jc w:val="both"/>
-        <w:rPr>
-          <w:rFonts w:ascii="Times New Roman" w:eastAsia="Aptos" w:hAnsi="Times New Roman" w:cs="Times New Roman"/>
-          <w:sz w:val="28"/>
-          <w:szCs w:val="28"/>
-        </w:rPr>
-      </w:pPr>
-      <w:r>
-        <w:rPr>
-          <w:rFonts w:ascii="Times New Roman" w:eastAsia="Aptos" w:hAnsi="Times New Roman" w:cs="Times New Roman"/>
-          <w:sz w:val="28"/>
-          <w:szCs w:val="28"/>
-        </w:rPr>
-        <w:t>7.1. За неисполнение или ненадлежащее исполнение обязанностей Стороны несут ответственность в соответствии с Трудовым кодексом Республики Беларусь.</w:t>
-      </w:r>
-    </w:p>
-    <w:p>
-      <w:pPr>
-        <w:jc w:val="both"/>
-        <w:rPr>
-          <w:rFonts w:ascii="Times New Roman" w:eastAsia="Aptos" w:hAnsi="Times New Roman" w:cs="Times New Roman"/>
-          <w:sz w:val="28"/>
-          <w:szCs w:val="28"/>
-        </w:rPr>
-      </w:pPr>
-      <w:r>
-        <w:rPr>
-          <w:rFonts w:ascii="Times New Roman" w:eastAsia="Aptos" w:hAnsi="Times New Roman" w:cs="Times New Roman"/>
-          <w:sz w:val="28"/>
-          <w:szCs w:val="28"/>
-        </w:rPr>
-        <w:t>{{</w:t>
+          <w:sz w:val="26"/>
+          <w:szCs w:val="26"/>
+        </w:rPr>
+        <w:t>}}</w:t>
+      </w:r>
+    </w:p>
+    <w:p>
+      <w:pPr>
+        <w:jc w:val="both"/>
+        <w:rPr>
+          <w:rFonts w:ascii="Times New Roman" w:eastAsia="Aptos" w:hAnsi="Times New Roman" w:cs="Times New Roman"/>
+          <w:sz w:val="26"/>
+          <w:szCs w:val="26"/>
+        </w:rPr>
+      </w:pPr>
+    </w:p>
+    <w:p>
+      <w:pPr>
+        <w:jc w:val="both"/>
+        <w:rPr>
+          <w:rFonts w:ascii="Times New Roman" w:eastAsia="Aptos" w:hAnsi="Times New Roman" w:cs="Times New Roman"/>
+          <w:sz w:val="26"/>
+          <w:szCs w:val="26"/>
+        </w:rPr>
+      </w:pPr>
+      <w:r>
+        <w:rPr>
+          <w:rFonts w:ascii="Times New Roman" w:eastAsia="Aptos" w:hAnsi="Times New Roman" w:cs="Times New Roman"/>
+          <w:sz w:val="26"/>
+          <w:szCs w:val="26"/>
+        </w:rPr>
+        <w:t>8. РАЗРЕШЕНИЕ СПОРОВ</w:t>
+      </w:r>
+    </w:p>
+    <w:p>
+      <w:pPr>
+        <w:jc w:val="both"/>
+        <w:rPr>
+          <w:rFonts w:ascii="Times New Roman" w:eastAsia="Aptos" w:hAnsi="Times New Roman" w:cs="Times New Roman"/>
+          <w:sz w:val="26"/>
+          <w:szCs w:val="26"/>
+        </w:rPr>
+      </w:pPr>
+      <w:r>
+        <w:rPr>
+          <w:rFonts w:ascii="Times New Roman" w:eastAsia="Aptos" w:hAnsi="Times New Roman" w:cs="Times New Roman"/>
+          <w:sz w:val="26"/>
+          <w:szCs w:val="26"/>
+        </w:rPr>
+        <w:t xml:space="preserve">8.1. Все споры и разногласия разрешаются путем переговоров. При </w:t>
       </w:r>
       <w:proofErr w:type="spellStart"/>
       <w:r>
         <w:rPr>
           <w:rFonts w:ascii="Times New Roman" w:eastAsia="Aptos" w:hAnsi="Times New Roman" w:cs="Times New Roman"/>
-          <w:sz w:val="28"/>
-          <w:szCs w:val="28"/>
-        </w:rPr>
-        <w:t>blok_mat_otvetstvennost</w:t>
+          <w:sz w:val="26"/>
+          <w:szCs w:val="26"/>
+        </w:rPr>
+        <w:t>недостижении</w:t>
       </w:r>
       <w:proofErr w:type="spellEnd"/>
       <w:r>
         <w:rPr>
           <w:rFonts w:ascii="Times New Roman" w:eastAsia="Aptos" w:hAnsi="Times New Roman" w:cs="Times New Roman"/>
-          <w:sz w:val="28"/>
-          <w:szCs w:val="28"/>
-        </w:rPr>
-        <w:t>}}</w:t>
-      </w:r>
-    </w:p>
-    <w:p>
-      <w:pPr>
-        <w:jc w:val="both"/>
-        <w:rPr>
-          <w:rFonts w:ascii="Times New Roman" w:eastAsia="Aptos" w:hAnsi="Times New Roman" w:cs="Times New Roman"/>
-          <w:sz w:val="28"/>
-          <w:szCs w:val="28"/>
-        </w:rPr>
-      </w:pPr>
-    </w:p>
-    <w:p>
-      <w:pPr>
-        <w:jc w:val="both"/>
-        <w:rPr>
-          <w:rFonts w:ascii="Times New Roman" w:eastAsia="Aptos" w:hAnsi="Times New Roman" w:cs="Times New Roman"/>
-          <w:sz w:val="28"/>
-          <w:szCs w:val="28"/>
-        </w:rPr>
-      </w:pPr>
-      <w:r>
-        <w:rPr>
-          <w:rFonts w:ascii="Times New Roman" w:eastAsia="Aptos" w:hAnsi="Times New Roman" w:cs="Times New Roman"/>
-          <w:sz w:val="28"/>
-          <w:szCs w:val="28"/>
-        </w:rPr>
-        <w:t>8. РАЗРЕШЕНИЕ СПОРОВ</w:t>
-      </w:r>
-    </w:p>
-    <w:p>
-      <w:pPr>
-        <w:jc w:val="both"/>
-        <w:rPr>
-          <w:rFonts w:ascii="Times New Roman" w:eastAsia="Aptos" w:hAnsi="Times New Roman" w:cs="Times New Roman"/>
-          <w:sz w:val="28"/>
-          <w:szCs w:val="28"/>
-        </w:rPr>
-      </w:pPr>
-      <w:r>
-        <w:rPr>
-          <w:rFonts w:ascii="Times New Roman" w:eastAsia="Aptos" w:hAnsi="Times New Roman" w:cs="Times New Roman"/>
-          <w:sz w:val="28"/>
-          <w:szCs w:val="28"/>
-        </w:rPr>
-        <w:t xml:space="preserve">8.1. Все споры и разногласия разрешаются путем переговоров. При </w:t>
-      </w:r>
-      <w:proofErr w:type="spellStart"/>
-      <w:r>
-        <w:rPr>
-          <w:rFonts w:ascii="Times New Roman" w:eastAsia="Aptos" w:hAnsi="Times New Roman" w:cs="Times New Roman"/>
-          <w:sz w:val="28"/>
-          <w:szCs w:val="28"/>
-        </w:rPr>
-        <w:t>недостижении</w:t>
-      </w:r>
-      <w:proofErr w:type="spellEnd"/>
-      <w:r>
-        <w:rPr>
-          <w:rFonts w:ascii="Times New Roman" w:eastAsia="Aptos" w:hAnsi="Times New Roman" w:cs="Times New Roman"/>
-          <w:sz w:val="28"/>
-          <w:szCs w:val="28"/>
+          <w:sz w:val="26"/>
+          <w:szCs w:val="26"/>
         </w:rPr>
         <w:t xml:space="preserve"> согласия — в судебном порядке.</w:t>
       </w:r>
@@ -1414,25 +1416,25 @@
         <w:jc w:val="both"/>
         <w:rPr>
           <w:rFonts w:ascii="Times New Roman" w:eastAsia="Aptos" w:hAnsi="Times New Roman" w:cs="Times New Roman"/>
-          <w:sz w:val="28"/>
-          <w:szCs w:val="28"/>
-        </w:rPr>
-      </w:pPr>
-    </w:p>
-    <w:p>
-      <w:pPr>
-        <w:jc w:val="both"/>
-        <w:rPr>
-          <w:rFonts w:ascii="Times New Roman" w:eastAsia="Aptos" w:hAnsi="Times New Roman" w:cs="Times New Roman"/>
-          <w:sz w:val="28"/>
-          <w:szCs w:val="28"/>
-        </w:rPr>
-      </w:pPr>
-      <w:r>
-        <w:rPr>
-          <w:rFonts w:ascii="Times New Roman" w:eastAsia="Aptos" w:hAnsi="Times New Roman" w:cs="Times New Roman"/>
-          <w:sz w:val="28"/>
-          <w:szCs w:val="28"/>
+          <w:sz w:val="26"/>
+          <w:szCs w:val="26"/>
+        </w:rPr>
+      </w:pPr>
+    </w:p>
+    <w:p>
+      <w:pPr>
+        <w:jc w:val="both"/>
+        <w:rPr>
+          <w:rFonts w:ascii="Times New Roman" w:eastAsia="Aptos" w:hAnsi="Times New Roman" w:cs="Times New Roman"/>
+          <w:sz w:val="26"/>
+          <w:szCs w:val="26"/>
+        </w:rPr>
+      </w:pPr>
+      <w:r>
+        <w:rPr>
+          <w:rFonts w:ascii="Times New Roman" w:eastAsia="Aptos" w:hAnsi="Times New Roman" w:cs="Times New Roman"/>
+          <w:sz w:val="26"/>
+          <w:szCs w:val="26"/>
         </w:rPr>
         <w:t>9. ЗАКЛЮЧИТЕЛЬНЫЕ ПОЛОЖЕНИЯ</w:t>
       </w:r>
@@ -1442,15 +1444,15 @@
         <w:jc w:val="both"/>
         <w:rPr>
           <w:rFonts w:ascii="Times New Roman" w:eastAsia="Aptos" w:hAnsi="Times New Roman" w:cs="Times New Roman"/>
-          <w:sz w:val="28"/>
-          <w:szCs w:val="28"/>
-        </w:rPr>
-      </w:pPr>
-      <w:r>
-        <w:rPr>
-          <w:rFonts w:ascii="Times New Roman" w:eastAsia="Aptos" w:hAnsi="Times New Roman" w:cs="Times New Roman"/>
-          <w:sz w:val="28"/>
-          <w:szCs w:val="28"/>
+          <w:sz w:val="26"/>
+          <w:szCs w:val="26"/>
+        </w:rPr>
+      </w:pPr>
+      <w:r>
+        <w:rPr>
+          <w:rFonts w:ascii="Times New Roman" w:eastAsia="Aptos" w:hAnsi="Times New Roman" w:cs="Times New Roman"/>
+          <w:sz w:val="26"/>
+          <w:szCs w:val="26"/>
         </w:rPr>
         <w:t>9.1. Настоящий договор составлен в двух экземплярах на русском языке: один — у Нанимателя, второй — у Работника.</w:t>
       </w:r>
@@ -1460,34 +1462,26 @@
         <w:jc w:val="both"/>
         <w:rPr>
           <w:rFonts w:ascii="Times New Roman" w:eastAsia="Aptos" w:hAnsi="Times New Roman" w:cs="Times New Roman"/>
-          <w:sz w:val="28"/>
-          <w:szCs w:val="28"/>
-        </w:rPr>
-      </w:pPr>
-      <w:r>
-        <w:rPr>
-          <w:rFonts w:ascii="Times New Roman" w:eastAsia="Aptos" w:hAnsi="Times New Roman" w:cs="Times New Roman"/>
-          <w:sz w:val="28"/>
-          <w:szCs w:val="28"/>
-        </w:rPr>
-        <w:t>9.2. Вопросы, не урегулированные договором, рег</w:t>
-      </w:r>
-      <w:r>
-        <w:rPr>
-          <w:rFonts w:ascii="Times New Roman" w:eastAsia="Aptos" w:hAnsi="Times New Roman" w:cs="Times New Roman"/>
-          <w:sz w:val="28"/>
-          <w:szCs w:val="28"/>
-        </w:rPr>
-        <w:t>улируются законодательством РБ.</w:t>
-      </w:r>
-    </w:p>
-    <w:p>
-      <w:pPr>
-        <w:jc w:val="both"/>
-        <w:rPr>
-          <w:rFonts w:ascii="Times New Roman" w:eastAsia="Aptos" w:hAnsi="Times New Roman" w:cs="Times New Roman"/>
-          <w:sz w:val="28"/>
-          <w:szCs w:val="28"/>
+          <w:sz w:val="26"/>
+          <w:szCs w:val="26"/>
+        </w:rPr>
+      </w:pPr>
+      <w:r>
+        <w:rPr>
+          <w:rFonts w:ascii="Times New Roman" w:eastAsia="Aptos" w:hAnsi="Times New Roman" w:cs="Times New Roman"/>
+          <w:sz w:val="26"/>
+          <w:szCs w:val="26"/>
+        </w:rPr>
+        <w:t>9.2. Вопросы, не урегулированные договором, регулируются законодательством РБ.</w:t>
+      </w:r>
+    </w:p>
+    <w:p>
+      <w:pPr>
+        <w:jc w:val="both"/>
+        <w:rPr>
+          <w:rFonts w:ascii="Times New Roman" w:eastAsia="Aptos" w:hAnsi="Times New Roman" w:cs="Times New Roman"/>
+          <w:sz w:val="26"/>
+          <w:szCs w:val="26"/>
         </w:rPr>
       </w:pPr>
     </w:p>
@@ -1519,8 +1513,8 @@
               <w:jc w:val="both"/>
               <w:rPr>
                 <w:rFonts w:ascii="Times New Roman" w:hAnsi="Times New Roman" w:cs="Times New Roman"/>
-                <w:sz w:val="28"/>
-                <w:szCs w:val="28"/>
+                <w:sz w:val="26"/>
+                <w:szCs w:val="26"/>
               </w:rPr>
             </w:pPr>
           </w:p>
@@ -1534,8 +1528,8 @@
               <w:jc w:val="both"/>
               <w:rPr>
                 <w:rFonts w:ascii="Times New Roman" w:hAnsi="Times New Roman" w:cs="Times New Roman"/>
-                <w:sz w:val="28"/>
-                <w:szCs w:val="28"/>
+                <w:sz w:val="26"/>
+                <w:szCs w:val="26"/>
               </w:rPr>
             </w:pPr>
           </w:p>
@@ -1572,15 +1566,15 @@
               <w:jc w:val="both"/>
               <w:rPr>
                 <w:rFonts w:ascii="Times New Roman" w:hAnsi="Times New Roman" w:cs="Times New Roman"/>
-                <w:sz w:val="28"/>
-                <w:szCs w:val="28"/>
+                <w:sz w:val="26"/>
+                <w:szCs w:val="26"/>
               </w:rPr>
             </w:pPr>
             <w:r>
               <w:rPr>
                 <w:rFonts w:ascii="Times New Roman" w:hAnsi="Times New Roman" w:cs="Times New Roman"/>
-                <w:sz w:val="28"/>
-                <w:szCs w:val="28"/>
+                <w:sz w:val="26"/>
+                <w:szCs w:val="26"/>
               </w:rPr>
               <w:t xml:space="preserve">НАНИМАТЕЛЬ:                                      </w:t>
             </w:r>
@@ -1595,15 +1589,15 @@
               <w:jc w:val="both"/>
               <w:rPr>
                 <w:rFonts w:ascii="Times New Roman" w:hAnsi="Times New Roman" w:cs="Times New Roman"/>
-                <w:sz w:val="28"/>
-                <w:szCs w:val="28"/>
+                <w:sz w:val="26"/>
+                <w:szCs w:val="26"/>
               </w:rPr>
             </w:pPr>
             <w:r>
               <w:rPr>
                 <w:rFonts w:ascii="Times New Roman" w:hAnsi="Times New Roman" w:cs="Times New Roman"/>
-                <w:sz w:val="28"/>
-                <w:szCs w:val="28"/>
+                <w:sz w:val="26"/>
+                <w:szCs w:val="26"/>
               </w:rPr>
               <w:t>РАБОТНИК:</w:t>
             </w:r>
@@ -1613,8 +1607,8 @@
               <w:jc w:val="both"/>
               <w:rPr>
                 <w:rFonts w:ascii="Times New Roman" w:hAnsi="Times New Roman" w:cs="Times New Roman"/>
-                <w:sz w:val="28"/>
-                <w:szCs w:val="28"/>
+                <w:sz w:val="26"/>
+                <w:szCs w:val="26"/>
               </w:rPr>
             </w:pPr>
           </w:p>
@@ -1631,15 +1625,15 @@
               <w:jc w:val="both"/>
               <w:rPr>
                 <w:rFonts w:ascii="Times New Roman" w:hAnsi="Times New Roman" w:cs="Times New Roman"/>
-                <w:sz w:val="28"/>
-                <w:szCs w:val="28"/>
+                <w:sz w:val="26"/>
+                <w:szCs w:val="26"/>
               </w:rPr>
             </w:pPr>
             <w:r>
               <w:rPr>
                 <w:rFonts w:ascii="Times New Roman" w:hAnsi="Times New Roman" w:cs="Times New Roman"/>
-                <w:sz w:val="28"/>
-                <w:szCs w:val="28"/>
+                <w:sz w:val="26"/>
+                <w:szCs w:val="26"/>
               </w:rPr>
               <w:t xml:space="preserve">ООО «ВИТАРМИКО»    </w:t>
             </w:r>
@@ -1655,15 +1649,15 @@
               <w:jc w:val="both"/>
               <w:rPr>
                 <w:rFonts w:ascii="Times New Roman" w:hAnsi="Times New Roman" w:cs="Times New Roman"/>
-                <w:sz w:val="28"/>
-                <w:szCs w:val="28"/>
+                <w:sz w:val="26"/>
+                <w:szCs w:val="26"/>
               </w:rPr>
             </w:pPr>
             <w:r>
               <w:rPr>
                 <w:rFonts w:ascii="Times New Roman" w:hAnsi="Times New Roman" w:cs="Times New Roman"/>
-                <w:sz w:val="28"/>
-                <w:szCs w:val="28"/>
+                <w:sz w:val="26"/>
+                <w:szCs w:val="26"/>
               </w:rPr>
               <w:t>{{</w:t>
             </w:r>
@@ -1671,8 +1665,8 @@
             <w:r>
               <w:rPr>
                 <w:rFonts w:ascii="Times New Roman" w:hAnsi="Times New Roman" w:cs="Times New Roman"/>
-                <w:sz w:val="28"/>
-                <w:szCs w:val="28"/>
+                <w:sz w:val="26"/>
+                <w:szCs w:val="26"/>
               </w:rPr>
               <w:t>FIO_rabotnika_imen</w:t>
             </w:r>
@@ -1680,8 +1674,8 @@
             <w:r>
               <w:rPr>
                 <w:rFonts w:ascii="Times New Roman" w:hAnsi="Times New Roman" w:cs="Times New Roman"/>
-                <w:sz w:val="28"/>
-                <w:szCs w:val="28"/>
+                <w:sz w:val="26"/>
+                <w:szCs w:val="26"/>
               </w:rPr>
               <w:t>}}</w:t>
             </w:r>
@@ -1699,15 +1693,15 @@
               <w:jc w:val="both"/>
               <w:rPr>
                 <w:rFonts w:ascii="Times New Roman" w:hAnsi="Times New Roman" w:cs="Times New Roman"/>
-                <w:sz w:val="28"/>
-                <w:szCs w:val="28"/>
+                <w:sz w:val="26"/>
+                <w:szCs w:val="26"/>
               </w:rPr>
             </w:pPr>
             <w:r>
               <w:rPr>
                 <w:rFonts w:ascii="Times New Roman" w:hAnsi="Times New Roman" w:cs="Times New Roman"/>
-                <w:sz w:val="28"/>
-                <w:szCs w:val="28"/>
+                <w:sz w:val="26"/>
+                <w:szCs w:val="26"/>
               </w:rPr>
               <w:t>Адрес: Витебский район,</w:t>
             </w:r>
@@ -1723,15 +1717,15 @@
               <w:jc w:val="both"/>
               <w:rPr>
                 <w:rFonts w:ascii="Times New Roman" w:hAnsi="Times New Roman" w:cs="Times New Roman"/>
-                <w:sz w:val="28"/>
-                <w:szCs w:val="28"/>
+                <w:sz w:val="26"/>
+                <w:szCs w:val="26"/>
               </w:rPr>
             </w:pPr>
             <w:r>
               <w:rPr>
                 <w:rFonts w:ascii="Times New Roman" w:hAnsi="Times New Roman" w:cs="Times New Roman"/>
-                <w:sz w:val="28"/>
-                <w:szCs w:val="28"/>
+                <w:sz w:val="26"/>
+                <w:szCs w:val="26"/>
               </w:rPr>
               <w:t>Адрес: {{</w:t>
             </w:r>
@@ -1739,8 +1733,8 @@
             <w:r>
               <w:rPr>
                 <w:rFonts w:ascii="Times New Roman" w:hAnsi="Times New Roman" w:cs="Times New Roman"/>
-                <w:sz w:val="28"/>
-                <w:szCs w:val="28"/>
+                <w:sz w:val="26"/>
+                <w:szCs w:val="26"/>
               </w:rPr>
               <w:t>adres_prozhivania</w:t>
             </w:r>
@@ -1748,8 +1742,8 @@
             <w:r>
               <w:rPr>
                 <w:rFonts w:ascii="Times New Roman" w:hAnsi="Times New Roman" w:cs="Times New Roman"/>
-                <w:sz w:val="28"/>
-                <w:szCs w:val="28"/>
+                <w:sz w:val="26"/>
+                <w:szCs w:val="26"/>
               </w:rPr>
               <w:t>}}</w:t>
             </w:r>
@@ -1767,16 +1761,16 @@
               <w:jc w:val="both"/>
               <w:rPr>
                 <w:rFonts w:ascii="Times New Roman" w:hAnsi="Times New Roman" w:cs="Times New Roman"/>
-                <w:sz w:val="28"/>
-                <w:szCs w:val="28"/>
+                <w:sz w:val="26"/>
+                <w:szCs w:val="26"/>
               </w:rPr>
             </w:pPr>
             <w:proofErr w:type="spellStart"/>
             <w:r>
               <w:rPr>
                 <w:rFonts w:ascii="Times New Roman" w:hAnsi="Times New Roman" w:cs="Times New Roman"/>
-                <w:sz w:val="28"/>
-                <w:szCs w:val="28"/>
+                <w:sz w:val="26"/>
+                <w:szCs w:val="26"/>
               </w:rPr>
               <w:t>Вороновский</w:t>
             </w:r>
@@ -1784,8 +1778,8 @@
             <w:r>
               <w:rPr>
                 <w:rFonts w:ascii="Times New Roman" w:hAnsi="Times New Roman" w:cs="Times New Roman"/>
-                <w:sz w:val="28"/>
-                <w:szCs w:val="28"/>
+                <w:sz w:val="26"/>
+                <w:szCs w:val="26"/>
               </w:rPr>
               <w:t xml:space="preserve"> с/с, д. Еремино, ул.</w:t>
             </w:r>
@@ -1801,23 +1795,24 @@
               <w:jc w:val="both"/>
               <w:rPr>
                 <w:rFonts w:ascii="Times New Roman" w:hAnsi="Times New Roman" w:cs="Times New Roman"/>
-                <w:sz w:val="28"/>
-                <w:szCs w:val="28"/>
+                <w:sz w:val="26"/>
+                <w:szCs w:val="26"/>
+                <w:lang w:val="en-US"/>
               </w:rPr>
             </w:pPr>
             <w:r>
               <w:rPr>
                 <w:rFonts w:ascii="Times New Roman" w:hAnsi="Times New Roman" w:cs="Times New Roman"/>
-                <w:sz w:val="28"/>
-                <w:szCs w:val="28"/>
+                <w:sz w:val="26"/>
+                <w:szCs w:val="26"/>
               </w:rPr>
               <w:t>Паспорт</w:t>
             </w:r>
             <w:r>
               <w:rPr>
                 <w:rFonts w:ascii="Times New Roman" w:hAnsi="Times New Roman" w:cs="Times New Roman"/>
-                <w:sz w:val="28"/>
-                <w:szCs w:val="28"/>
+                <w:sz w:val="26"/>
+                <w:szCs w:val="26"/>
                 <w:lang w:val="en-US"/>
               </w:rPr>
               <w:t>: {{</w:t>
@@ -1826,8 +1821,8 @@
             <w:r>
               <w:rPr>
                 <w:rFonts w:ascii="Times New Roman" w:hAnsi="Times New Roman" w:cs="Times New Roman"/>
-                <w:sz w:val="28"/>
-                <w:szCs w:val="28"/>
+                <w:sz w:val="26"/>
+                <w:szCs w:val="26"/>
                 <w:lang w:val="en-US"/>
               </w:rPr>
               <w:t>seria_pasporta</w:t>
@@ -1836,18 +1831,28 @@
             <w:r>
               <w:rPr>
                 <w:rFonts w:ascii="Times New Roman" w:hAnsi="Times New Roman" w:cs="Times New Roman"/>
-                <w:sz w:val="28"/>
-                <w:szCs w:val="28"/>
+                <w:sz w:val="26"/>
+                <w:szCs w:val="26"/>
                 <w:lang w:val="en-US"/>
               </w:rPr>
-              <w:t>}} № {{</w:t>
+              <w:t xml:space="preserve">}} № </w:t>
+            </w:r>
+            <w:r>
+              <w:rPr>
+                <w:rFonts w:ascii="Times New Roman" w:hAnsi="Times New Roman" w:cs="Times New Roman"/>
+                <w:sz w:val="26"/>
+                <w:szCs w:val="26"/>
+                <w:lang w:val="en-US"/>
+              </w:rPr>
+              <w:lastRenderedPageBreak/>
+              <w:t>{{</w:t>
             </w:r>
             <w:proofErr w:type="spellStart"/>
             <w:r>
               <w:rPr>
                 <w:rFonts w:ascii="Times New Roman" w:hAnsi="Times New Roman" w:cs="Times New Roman"/>
-                <w:sz w:val="28"/>
-                <w:szCs w:val="28"/>
+                <w:sz w:val="26"/>
+                <w:szCs w:val="26"/>
                 <w:lang w:val="en-US"/>
               </w:rPr>
               <w:t>nomer_pasporta</w:t>
@@ -1856,8 +1861,8 @@
             <w:r>
               <w:rPr>
                 <w:rFonts w:ascii="Times New Roman" w:hAnsi="Times New Roman" w:cs="Times New Roman"/>
-                <w:sz w:val="28"/>
-                <w:szCs w:val="28"/>
+                <w:sz w:val="26"/>
+                <w:szCs w:val="26"/>
                 <w:lang w:val="en-US"/>
               </w:rPr>
               <w:t>}}</w:t>
@@ -1876,17 +1881,28 @@
               <w:jc w:val="both"/>
               <w:rPr>
                 <w:rFonts w:ascii="Times New Roman" w:hAnsi="Times New Roman" w:cs="Times New Roman"/>
-                <w:sz w:val="28"/>
-                <w:szCs w:val="28"/>
+                <w:sz w:val="26"/>
+                <w:szCs w:val="26"/>
               </w:rPr>
             </w:pPr>
+            <w:proofErr w:type="gramStart"/>
             <w:r>
               <w:rPr>
                 <w:rFonts w:ascii="Times New Roman" w:hAnsi="Times New Roman" w:cs="Times New Roman"/>
-                <w:sz w:val="28"/>
-                <w:szCs w:val="28"/>
-              </w:rPr>
-              <w:t xml:space="preserve">Советская, д. 4, ком. 24   </w:t>
+                <w:sz w:val="26"/>
+                <w:szCs w:val="26"/>
+              </w:rPr>
+              <w:lastRenderedPageBreak/>
+              <w:t>Советская</w:t>
+            </w:r>
+            <w:proofErr w:type="gramEnd"/>
+            <w:r>
+              <w:rPr>
+                <w:rFonts w:ascii="Times New Roman" w:hAnsi="Times New Roman" w:cs="Times New Roman"/>
+                <w:sz w:val="26"/>
+                <w:szCs w:val="26"/>
+              </w:rPr>
+              <w:t xml:space="preserve">, д. 4, ком. 24   </w:t>
             </w:r>
           </w:p>
         </w:tc>
@@ -1899,24 +1915,24 @@
               <w:jc w:val="both"/>
               <w:rPr>
                 <w:rFonts w:ascii="Times New Roman" w:hAnsi="Times New Roman" w:cs="Times New Roman"/>
-                <w:sz w:val="28"/>
-                <w:szCs w:val="28"/>
+                <w:sz w:val="26"/>
+                <w:szCs w:val="26"/>
                 <w:lang w:val="en-US"/>
               </w:rPr>
             </w:pPr>
             <w:r>
               <w:rPr>
                 <w:rFonts w:ascii="Times New Roman" w:hAnsi="Times New Roman" w:cs="Times New Roman"/>
-                <w:sz w:val="28"/>
-                <w:szCs w:val="28"/>
+                <w:sz w:val="26"/>
+                <w:szCs w:val="26"/>
               </w:rPr>
               <w:t>Выдан</w:t>
             </w:r>
             <w:r>
               <w:rPr>
                 <w:rFonts w:ascii="Times New Roman" w:hAnsi="Times New Roman" w:cs="Times New Roman"/>
-                <w:sz w:val="28"/>
-                <w:szCs w:val="28"/>
+                <w:sz w:val="26"/>
+                <w:szCs w:val="26"/>
                 <w:lang w:val="en-US"/>
               </w:rPr>
               <w:t>: {{</w:t>
@@ -1925,8 +1941,8 @@
             <w:r>
               <w:rPr>
                 <w:rFonts w:ascii="Times New Roman" w:hAnsi="Times New Roman" w:cs="Times New Roman"/>
-                <w:sz w:val="28"/>
-                <w:szCs w:val="28"/>
+                <w:sz w:val="26"/>
+                <w:szCs w:val="26"/>
                 <w:lang w:val="en-US"/>
               </w:rPr>
               <w:t>kem_vydan</w:t>
@@ -1935,8 +1951,8 @@
             <w:r>
               <w:rPr>
                 <w:rFonts w:ascii="Times New Roman" w:hAnsi="Times New Roman" w:cs="Times New Roman"/>
-                <w:sz w:val="28"/>
-                <w:szCs w:val="28"/>
+                <w:sz w:val="26"/>
+                <w:szCs w:val="26"/>
                 <w:lang w:val="en-US"/>
               </w:rPr>
               <w:t>}}</w:t>
@@ -1947,8 +1963,8 @@
               <w:jc w:val="both"/>
               <w:rPr>
                 <w:rFonts w:ascii="Times New Roman" w:hAnsi="Times New Roman" w:cs="Times New Roman"/>
-                <w:sz w:val="28"/>
-                <w:szCs w:val="28"/>
+                <w:sz w:val="26"/>
+                <w:szCs w:val="26"/>
               </w:rPr>
             </w:pPr>
           </w:p>
@@ -1965,15 +1981,15 @@
               <w:jc w:val="both"/>
               <w:rPr>
                 <w:rFonts w:ascii="Times New Roman" w:hAnsi="Times New Roman" w:cs="Times New Roman"/>
-                <w:sz w:val="28"/>
-                <w:szCs w:val="28"/>
+                <w:sz w:val="26"/>
+                <w:szCs w:val="26"/>
               </w:rPr>
             </w:pPr>
             <w:r>
               <w:rPr>
                 <w:rFonts w:ascii="Times New Roman" w:hAnsi="Times New Roman" w:cs="Times New Roman"/>
-                <w:sz w:val="28"/>
-                <w:szCs w:val="28"/>
+                <w:sz w:val="26"/>
+                <w:szCs w:val="26"/>
               </w:rPr>
               <w:t>УНП: 391516375</w:t>
             </w:r>
@@ -1988,8 +2004,8 @@
               <w:jc w:val="both"/>
               <w:rPr>
                 <w:rFonts w:ascii="Times New Roman" w:hAnsi="Times New Roman" w:cs="Times New Roman"/>
-                <w:sz w:val="28"/>
-                <w:szCs w:val="28"/>
+                <w:sz w:val="26"/>
+                <w:szCs w:val="26"/>
               </w:rPr>
             </w:pPr>
           </w:p>
@@ -2006,15 +2022,15 @@
               <w:jc w:val="both"/>
               <w:rPr>
                 <w:rFonts w:ascii="Times New Roman" w:hAnsi="Times New Roman" w:cs="Times New Roman"/>
-                <w:sz w:val="28"/>
-                <w:szCs w:val="28"/>
+                <w:sz w:val="26"/>
+                <w:szCs w:val="26"/>
               </w:rPr>
             </w:pPr>
             <w:r>
               <w:rPr>
                 <w:rFonts w:ascii="Times New Roman" w:hAnsi="Times New Roman" w:cs="Times New Roman"/>
-                <w:sz w:val="28"/>
-                <w:szCs w:val="28"/>
+                <w:sz w:val="26"/>
+                <w:szCs w:val="26"/>
               </w:rPr>
               <w:t>Директор</w:t>
             </w:r>
@@ -2030,15 +2046,15 @@
               <w:jc w:val="both"/>
               <w:rPr>
                 <w:rFonts w:ascii="Times New Roman" w:hAnsi="Times New Roman" w:cs="Times New Roman"/>
-                <w:sz w:val="28"/>
-                <w:szCs w:val="28"/>
+                <w:sz w:val="26"/>
+                <w:szCs w:val="26"/>
               </w:rPr>
             </w:pPr>
             <w:r>
               <w:rPr>
                 <w:rFonts w:ascii="Times New Roman" w:hAnsi="Times New Roman" w:cs="Times New Roman"/>
-                <w:sz w:val="28"/>
-                <w:szCs w:val="28"/>
+                <w:sz w:val="26"/>
+                <w:szCs w:val="26"/>
                 <w:lang w:val="en-US"/>
               </w:rPr>
               <w:t>_____________</w:t>
@@ -2056,8 +2072,8 @@
               <w:jc w:val="both"/>
               <w:rPr>
                 <w:rFonts w:ascii="Times New Roman" w:hAnsi="Times New Roman" w:cs="Times New Roman"/>
-                <w:sz w:val="28"/>
-                <w:szCs w:val="28"/>
+                <w:sz w:val="26"/>
+                <w:szCs w:val="26"/>
               </w:rPr>
             </w:pPr>
           </w:p>
@@ -2066,15 +2082,15 @@
               <w:jc w:val="both"/>
               <w:rPr>
                 <w:rFonts w:ascii="Times New Roman" w:hAnsi="Times New Roman" w:cs="Times New Roman"/>
-                <w:sz w:val="28"/>
-                <w:szCs w:val="28"/>
+                <w:sz w:val="26"/>
+                <w:szCs w:val="26"/>
               </w:rPr>
             </w:pPr>
             <w:r>
               <w:rPr>
                 <w:rFonts w:ascii="Times New Roman" w:hAnsi="Times New Roman" w:cs="Times New Roman"/>
-                <w:sz w:val="28"/>
-                <w:szCs w:val="28"/>
+                <w:sz w:val="26"/>
+                <w:szCs w:val="26"/>
               </w:rPr>
               <w:t xml:space="preserve">_____________ К.А. Шевяков                                                                             </w:t>
             </w:r>
@@ -2089,8 +2105,8 @@
               <w:jc w:val="both"/>
               <w:rPr>
                 <w:rFonts w:ascii="Times New Roman" w:hAnsi="Times New Roman" w:cs="Times New Roman"/>
-                <w:sz w:val="28"/>
-                <w:szCs w:val="28"/>
+                <w:sz w:val="26"/>
+                <w:szCs w:val="26"/>
               </w:rPr>
             </w:pPr>
           </w:p>
@@ -2099,16 +2115,16 @@
               <w:jc w:val="both"/>
               <w:rPr>
                 <w:rFonts w:ascii="Times New Roman" w:hAnsi="Times New Roman" w:cs="Times New Roman"/>
-                <w:sz w:val="28"/>
-                <w:szCs w:val="28"/>
+                <w:sz w:val="26"/>
+                <w:szCs w:val="26"/>
                 <w:lang w:val="en-US"/>
               </w:rPr>
             </w:pPr>
             <w:r>
               <w:rPr>
                 <w:rFonts w:ascii="Times New Roman" w:hAnsi="Times New Roman" w:cs="Times New Roman"/>
-                <w:sz w:val="28"/>
-                <w:szCs w:val="28"/>
+                <w:sz w:val="26"/>
+                <w:szCs w:val="26"/>
                 <w:lang w:val="en-US"/>
               </w:rPr>
               <w:t>{{</w:t>
@@ -2117,8 +2133,8 @@
             <w:r>
               <w:rPr>
                 <w:rFonts w:ascii="Times New Roman" w:hAnsi="Times New Roman" w:cs="Times New Roman"/>
-                <w:sz w:val="28"/>
-                <w:szCs w:val="28"/>
+                <w:sz w:val="26"/>
+                <w:szCs w:val="26"/>
                 <w:lang w:val="en-US"/>
               </w:rPr>
               <w:t>FIO_rabotnika_fam</w:t>
@@ -2127,8 +2143,8 @@
             <w:r>
               <w:rPr>
                 <w:rFonts w:ascii="Times New Roman" w:hAnsi="Times New Roman" w:cs="Times New Roman"/>
-                <w:sz w:val="28"/>
-                <w:szCs w:val="28"/>
+                <w:sz w:val="26"/>
+                <w:szCs w:val="26"/>
                 <w:lang w:val="en-US"/>
               </w:rPr>
               <w:t>}}</w:t>
@@ -2165,12 +2181,10 @@
               <w:jc w:val="both"/>
               <w:rPr>
                 <w:rFonts w:ascii="Times New Roman" w:hAnsi="Times New Roman" w:cs="Times New Roman"/>
-                <w:sz w:val="28"/>
-                <w:szCs w:val="28"/>
+                <w:sz w:val="26"/>
+                <w:szCs w:val="26"/>
               </w:rPr>
             </w:pPr>
-            <w:bookmarkStart w:id="0" w:name="_GoBack"/>
-            <w:bookmarkEnd w:id="0"/>
           </w:p>
         </w:tc>
         <w:tc>
@@ -2182,8 +2196,8 @@
               <w:jc w:val="both"/>
               <w:rPr>
                 <w:rFonts w:ascii="Times New Roman" w:hAnsi="Times New Roman" w:cs="Times New Roman"/>
-                <w:sz w:val="28"/>
-                <w:szCs w:val="28"/>
+                <w:sz w:val="26"/>
+                <w:szCs w:val="26"/>
               </w:rPr>
             </w:pPr>
           </w:p>
@@ -2195,8 +2209,8 @@
         <w:jc w:val="both"/>
         <w:rPr>
           <w:rFonts w:ascii="Times New Roman" w:hAnsi="Times New Roman" w:cs="Times New Roman"/>
-          <w:sz w:val="28"/>
-          <w:szCs w:val="28"/>
+          <w:sz w:val="26"/>
+          <w:szCs w:val="26"/>
         </w:rPr>
       </w:pPr>
     </w:p>
@@ -2205,8 +2219,8 @@
         <w:jc w:val="both"/>
         <w:rPr>
           <w:rFonts w:ascii="Times New Roman" w:hAnsi="Times New Roman" w:cs="Times New Roman"/>
-          <w:sz w:val="28"/>
-          <w:szCs w:val="28"/>
+          <w:sz w:val="26"/>
+          <w:szCs w:val="26"/>
         </w:rPr>
       </w:pPr>
     </w:p>
@@ -2215,15 +2229,15 @@
         <w:jc w:val="both"/>
         <w:rPr>
           <w:rFonts w:ascii="Times New Roman" w:hAnsi="Times New Roman" w:cs="Times New Roman"/>
-          <w:sz w:val="28"/>
-          <w:szCs w:val="28"/>
+          <w:sz w:val="26"/>
+          <w:szCs w:val="26"/>
         </w:rPr>
       </w:pPr>
       <w:r>
         <w:rPr>
           <w:rFonts w:ascii="Times New Roman" w:hAnsi="Times New Roman" w:cs="Times New Roman"/>
-          <w:sz w:val="28"/>
-          <w:szCs w:val="28"/>
+          <w:sz w:val="26"/>
+          <w:szCs w:val="26"/>
         </w:rPr>
         <w:t>С должностной инструкцией и Правилами внутреннего трудового распорядка ознакомле</w:t>
       </w:r>
@@ -2231,8 +2245,8 @@
       <w:r>
         <w:rPr>
           <w:rFonts w:ascii="Times New Roman" w:hAnsi="Times New Roman" w:cs="Times New Roman"/>
-          <w:sz w:val="28"/>
-          <w:szCs w:val="28"/>
+          <w:sz w:val="26"/>
+          <w:szCs w:val="26"/>
         </w:rPr>
         <w:t>н(</w:t>
       </w:r>
@@ -2240,8 +2254,8 @@
       <w:r>
         <w:rPr>
           <w:rFonts w:ascii="Times New Roman" w:hAnsi="Times New Roman" w:cs="Times New Roman"/>
-          <w:sz w:val="28"/>
-          <w:szCs w:val="28"/>
+          <w:sz w:val="26"/>
+          <w:szCs w:val="26"/>
         </w:rPr>
         <w:t>а):</w:t>
       </w:r>
@@ -2251,15 +2265,15 @@
         <w:jc w:val="both"/>
         <w:rPr>
           <w:rFonts w:ascii="Times New Roman" w:hAnsi="Times New Roman" w:cs="Times New Roman"/>
-          <w:sz w:val="28"/>
-          <w:szCs w:val="28"/>
+          <w:sz w:val="26"/>
+          <w:szCs w:val="26"/>
         </w:rPr>
       </w:pPr>
       <w:r>
         <w:rPr>
           <w:rFonts w:ascii="Times New Roman" w:hAnsi="Times New Roman" w:cs="Times New Roman"/>
-          <w:sz w:val="28"/>
-          <w:szCs w:val="28"/>
+          <w:sz w:val="26"/>
+          <w:szCs w:val="26"/>
         </w:rPr>
         <w:t>_____________ {{</w:t>
       </w:r>
@@ -2267,8 +2281,8 @@
       <w:r>
         <w:rPr>
           <w:rFonts w:ascii="Times New Roman" w:hAnsi="Times New Roman" w:cs="Times New Roman"/>
-          <w:sz w:val="28"/>
-          <w:szCs w:val="28"/>
+          <w:sz w:val="26"/>
+          <w:szCs w:val="26"/>
         </w:rPr>
         <w:t>FIO_rabotnika_fam</w:t>
       </w:r>
@@ -2276,25 +2290,26 @@
       <w:r>
         <w:rPr>
           <w:rFonts w:ascii="Times New Roman" w:hAnsi="Times New Roman" w:cs="Times New Roman"/>
-          <w:sz w:val="28"/>
-          <w:szCs w:val="28"/>
+          <w:sz w:val="26"/>
+          <w:szCs w:val="26"/>
         </w:rPr>
         <w:t>}}        «___» _________ 202_ г.</w:t>
       </w:r>
     </w:p>
+    <w:bookmarkEnd w:id="0"/>
     <w:p>
       <w:pPr>
         <w:jc w:val="both"/>
         <w:rPr>
           <w:rFonts w:ascii="Times New Roman" w:hAnsi="Times New Roman" w:cs="Times New Roman"/>
-          <w:sz w:val="28"/>
-          <w:szCs w:val="28"/>
+          <w:sz w:val="26"/>
+          <w:szCs w:val="26"/>
         </w:rPr>
       </w:pPr>
     </w:p>
     <w:sectPr>
       <w:pgSz w:w="11906" w:h="16838"/>
-      <w:pgMar w:top="1440" w:right="1440" w:bottom="1440" w:left="1440" w:header="720" w:footer="720" w:gutter="0"/>
+      <w:pgMar w:top="1134" w:right="850" w:bottom="1134" w:left="1701" w:header="720" w:footer="720" w:gutter="0"/>
       <w:cols w:space="720"/>
       <w:docGrid w:linePitch="360"/>
     </w:sectPr>
@@ -3667,7 +3682,7 @@
   <a:extraClrSchemeLst/>
   <a:extLst>
     <a:ext uri="{05A4C25C-085E-4340-85A3-A5531E510DB2}">
-      <thm15:themeFamily xmlns="" xmlns:thm15="http://schemas.microsoft.com/office/thememl/2012/main" name="Office Theme" id="{62F939B6-93AF-4DB8-9C6B-D6C7DFDC589F}" vid="{4A3C46E8-61CC-4603-A589-7422A47A8E4A}"/>
+      <thm15:themeFamily xmlns:thm15="http://schemas.microsoft.com/office/thememl/2012/main" xmlns="" name="Office Theme" id="{62F939B6-93AF-4DB8-9C6B-D6C7DFDC589F}" vid="{4A3C46E8-61CC-4603-A589-7422A47A8E4A}"/>
     </a:ext>
   </a:extLst>
 </a:theme>

--- a/templates/template_student.docx
+++ b/templates/template_student.docx
@@ -11,7 +11,6 @@
           <w:szCs w:val="26"/>
         </w:rPr>
       </w:pPr>
-      <w:bookmarkStart w:id="0" w:name="_GoBack"/>
       <w:r>
         <w:rPr>
           <w:rFonts w:ascii="Times New Roman" w:eastAsia="Aptos" w:hAnsi="Times New Roman" w:cs="Times New Roman"/>
@@ -1210,16 +1209,6 @@
           <w:szCs w:val="26"/>
         </w:rPr>
       </w:pPr>
-    </w:p>
-    <w:p>
-      <w:pPr>
-        <w:jc w:val="both"/>
-        <w:rPr>
-          <w:rFonts w:ascii="Times New Roman" w:eastAsia="Aptos" w:hAnsi="Times New Roman" w:cs="Times New Roman"/>
-          <w:sz w:val="26"/>
-          <w:szCs w:val="26"/>
-        </w:rPr>
-      </w:pPr>
       <w:r>
         <w:rPr>
           <w:rFonts w:ascii="Times New Roman" w:eastAsia="Aptos" w:hAnsi="Times New Roman" w:cs="Times New Roman"/>
@@ -1356,16 +1345,6 @@
           <w:szCs w:val="26"/>
         </w:rPr>
       </w:pPr>
-    </w:p>
-    <w:p>
-      <w:pPr>
-        <w:jc w:val="both"/>
-        <w:rPr>
-          <w:rFonts w:ascii="Times New Roman" w:eastAsia="Aptos" w:hAnsi="Times New Roman" w:cs="Times New Roman"/>
-          <w:sz w:val="26"/>
-          <w:szCs w:val="26"/>
-        </w:rPr>
-      </w:pPr>
       <w:r>
         <w:rPr>
           <w:rFonts w:ascii="Times New Roman" w:eastAsia="Aptos" w:hAnsi="Times New Roman" w:cs="Times New Roman"/>
@@ -1420,16 +1399,6 @@
           <w:szCs w:val="26"/>
         </w:rPr>
       </w:pPr>
-    </w:p>
-    <w:p>
-      <w:pPr>
-        <w:jc w:val="both"/>
-        <w:rPr>
-          <w:rFonts w:ascii="Times New Roman" w:eastAsia="Aptos" w:hAnsi="Times New Roman" w:cs="Times New Roman"/>
-          <w:sz w:val="26"/>
-          <w:szCs w:val="26"/>
-        </w:rPr>
-      </w:pPr>
       <w:r>
         <w:rPr>
           <w:rFonts w:ascii="Times New Roman" w:eastAsia="Aptos" w:hAnsi="Times New Roman" w:cs="Times New Roman"/>
@@ -1474,16 +1443,6 @@
         </w:rPr>
         <w:t>9.2. Вопросы, не урегулированные договором, регулируются законодательством РБ.</w:t>
       </w:r>
-    </w:p>
-    <w:p>
-      <w:pPr>
-        <w:jc w:val="both"/>
-        <w:rPr>
-          <w:rFonts w:ascii="Times New Roman" w:eastAsia="Aptos" w:hAnsi="Times New Roman" w:cs="Times New Roman"/>
-          <w:sz w:val="26"/>
-          <w:szCs w:val="26"/>
-        </w:rPr>
-      </w:pPr>
     </w:p>
     <w:tbl>
       <w:tblPr>
@@ -1835,17 +1794,7 @@
                 <w:szCs w:val="26"/>
                 <w:lang w:val="en-US"/>
               </w:rPr>
-              <w:t xml:space="preserve">}} № </w:t>
-            </w:r>
-            <w:r>
-              <w:rPr>
-                <w:rFonts w:ascii="Times New Roman" w:hAnsi="Times New Roman" w:cs="Times New Roman"/>
-                <w:sz w:val="26"/>
-                <w:szCs w:val="26"/>
-                <w:lang w:val="en-US"/>
-              </w:rPr>
-              <w:lastRenderedPageBreak/>
-              <w:t>{{</w:t>
+              <w:t>}} № {{</w:t>
             </w:r>
             <w:proofErr w:type="spellStart"/>
             <w:r>
@@ -1892,7 +1841,6 @@
                 <w:sz w:val="26"/>
                 <w:szCs w:val="26"/>
               </w:rPr>
-              <w:lastRenderedPageBreak/>
               <w:t>Советская</w:t>
             </w:r>
             <w:proofErr w:type="gramEnd"/>
@@ -1902,7 +1850,25 @@
                 <w:sz w:val="26"/>
                 <w:szCs w:val="26"/>
               </w:rPr>
-              <w:t xml:space="preserve">, д. 4, ком. 24   </w:t>
+              <w:t xml:space="preserve">, д. 4, ком. </w:t>
+            </w:r>
+            <w:r>
+              <w:rPr>
+                <w:rFonts w:ascii="Times New Roman" w:hAnsi="Times New Roman" w:cs="Times New Roman"/>
+                <w:sz w:val="26"/>
+                <w:szCs w:val="26"/>
+              </w:rPr>
+              <w:t>63</w:t>
+            </w:r>
+            <w:bookmarkStart w:id="0" w:name="_GoBack"/>
+            <w:bookmarkEnd w:id="0"/>
+            <w:r>
+              <w:rPr>
+                <w:rFonts w:ascii="Times New Roman" w:hAnsi="Times New Roman" w:cs="Times New Roman"/>
+                <w:sz w:val="26"/>
+                <w:szCs w:val="26"/>
+              </w:rPr>
+              <w:t xml:space="preserve">   </w:t>
             </w:r>
           </w:p>
         </w:tc>
@@ -2296,7 +2262,6 @@
         <w:t>}}        «___» _________ 202_ г.</w:t>
       </w:r>
     </w:p>
-    <w:bookmarkEnd w:id="0"/>
     <w:p>
       <w:pPr>
         <w:jc w:val="both"/>
@@ -3682,7 +3647,7 @@
   <a:extraClrSchemeLst/>
   <a:extLst>
     <a:ext uri="{05A4C25C-085E-4340-85A3-A5531E510DB2}">
-      <thm15:themeFamily xmlns:thm15="http://schemas.microsoft.com/office/thememl/2012/main" xmlns="" name="Office Theme" id="{62F939B6-93AF-4DB8-9C6B-D6C7DFDC589F}" vid="{4A3C46E8-61CC-4603-A589-7422A47A8E4A}"/>
+      <thm15:themeFamily xmlns="" xmlns:thm15="http://schemas.microsoft.com/office/thememl/2012/main" name="Office Theme" id="{62F939B6-93AF-4DB8-9C6B-D6C7DFDC589F}" vid="{4A3C46E8-61CC-4603-A589-7422A47A8E4A}"/>
     </a:ext>
   </a:extLst>
 </a:theme>
